--- a/docs/patent/docx/专利11_分身Agent工具使用系统.docx
+++ b/docs/patent/docx/专利11_分身Agent工具使用系统.docx
@@ -4,55 +4,93 @@
   <w:body>
     <w:p>
       <w:pPr>
-        <w:pStyle w:val="Heading1"/>
+        <w:spacing w:before="240" w:after="160"/>
+        <w:ind w:left="0"/>
       </w:pPr>
       <w:r>
+        <w:rPr>
+          <w:rFonts w:eastAsia="微软雅黑"/>
+          <w:rFonts w:ascii="微软雅黑" w:hAnsi="微软雅黑"/>
+          <w:b/>
+          <w:color w:val="1F497D"/>
+          <w:sz w:val="32"/>
+        </w:rPr>
         <w:t>发明专利申请</w:t>
       </w:r>
     </w:p>
     <w:p>
       <w:pPr>
-        <w:pStyle w:val="Heading2"/>
+        <w:spacing w:before="200" w:after="120"/>
+        <w:ind w:left="0"/>
       </w:pPr>
       <w:r>
+        <w:rPr>
+          <w:rFonts w:eastAsia="微软雅黑"/>
+          <w:rFonts w:ascii="微软雅黑" w:hAnsi="微软雅黑"/>
+          <w:b/>
+          <w:color w:val="1F497D"/>
+          <w:sz w:val="28"/>
+        </w:rPr>
         <w:t>专利十一</w:t>
       </w:r>
     </w:p>
     <w:p>
       <w:pPr>
-        <w:pStyle w:val="Heading2"/>
+        <w:spacing w:before="200" w:after="120"/>
+        <w:ind w:left="0"/>
       </w:pPr>
       <w:r>
+        <w:rPr>
+          <w:rFonts w:eastAsia="微软雅黑"/>
+          <w:rFonts w:ascii="微软雅黑" w:hAnsi="微软雅黑"/>
+          <w:b/>
+          <w:color w:val="1F497D"/>
+          <w:sz w:val="28"/>
+        </w:rPr>
         <w:t>一种数字分身Agent工具使用与两阶段响应生成系统</w:t>
       </w:r>
     </w:p>
     <w:tbl>
       <w:tblPr>
-        <w:tblStyle w:val="TableGrid"/>
+        <w:tblStyle w:val="LightGrid-Accent1"/>
         <w:tblW w:type="auto" w:w="0"/>
         <w:tblLook w:firstColumn="1" w:firstRow="1" w:lastColumn="0" w:lastRow="0" w:noHBand="0" w:noVBand="1" w:val="04A0"/>
       </w:tblPr>
       <w:tblGrid>
-        <w:gridCol w:w="4320"/>
-        <w:gridCol w:w="4320"/>
+        <w:gridCol w:w="4392"/>
+        <w:gridCol w:w="4392"/>
       </w:tblGrid>
       <w:tr>
         <w:tc>
           <w:tcPr>
-            <w:tcW w:type="dxa" w:w="4320"/>
+            <w:tcW w:type="dxa" w:w="4392"/>
           </w:tcPr>
           <w:p>
+            <w:r/>
             <w:r>
+              <w:rPr>
+                <w:rFonts w:eastAsia="微软雅黑"/>
+                <w:rFonts w:ascii="微软雅黑" w:hAnsi="微软雅黑"/>
+                <w:b/>
+                <w:sz w:val="20"/>
+              </w:rPr>
               <w:t>项目</w:t>
             </w:r>
           </w:p>
         </w:tc>
         <w:tc>
           <w:tcPr>
-            <w:tcW w:type="dxa" w:w="4320"/>
+            <w:tcW w:type="dxa" w:w="4392"/>
           </w:tcPr>
           <w:p>
+            <w:r/>
             <w:r>
+              <w:rPr>
+                <w:rFonts w:eastAsia="微软雅黑"/>
+                <w:rFonts w:ascii="微软雅黑" w:hAnsi="微软雅黑"/>
+                <w:b/>
+                <w:sz w:val="20"/>
+              </w:rPr>
               <w:t>内容</w:t>
             </w:r>
           </w:p>
@@ -61,20 +99,34 @@
       <w:tr>
         <w:tc>
           <w:tcPr>
-            <w:tcW w:type="dxa" w:w="4320"/>
+            <w:tcW w:type="dxa" w:w="4392"/>
           </w:tcPr>
           <w:p>
+            <w:r/>
             <w:r>
+              <w:rPr>
+                <w:rFonts w:eastAsia="微软雅黑"/>
+                <w:rFonts w:ascii="微软雅黑" w:hAnsi="微软雅黑"/>
+                <w:b w:val="0"/>
+                <w:sz w:val="19"/>
+              </w:rPr>
               <w:t>发明名称</w:t>
             </w:r>
           </w:p>
         </w:tc>
         <w:tc>
           <w:tcPr>
-            <w:tcW w:type="dxa" w:w="4320"/>
+            <w:tcW w:type="dxa" w:w="4392"/>
           </w:tcPr>
           <w:p>
+            <w:r/>
             <w:r>
+              <w:rPr>
+                <w:rFonts w:eastAsia="微软雅黑"/>
+                <w:rFonts w:ascii="微软雅黑" w:hAnsi="微软雅黑"/>
+                <w:b w:val="0"/>
+                <w:sz w:val="19"/>
+              </w:rPr>
               <w:t>一种数字分身Agent工具使用与两阶段响应生成系统</w:t>
             </w:r>
           </w:p>
@@ -83,20 +135,34 @@
       <w:tr>
         <w:tc>
           <w:tcPr>
-            <w:tcW w:type="dxa" w:w="4320"/>
+            <w:tcW w:type="dxa" w:w="4392"/>
           </w:tcPr>
           <w:p>
+            <w:r/>
             <w:r>
+              <w:rPr>
+                <w:rFonts w:eastAsia="微软雅黑"/>
+                <w:rFonts w:ascii="微软雅黑" w:hAnsi="微软雅黑"/>
+                <w:b w:val="0"/>
+                <w:sz w:val="19"/>
+              </w:rPr>
               <w:t>发明人</w:t>
             </w:r>
           </w:p>
         </w:tc>
         <w:tc>
           <w:tcPr>
-            <w:tcW w:type="dxa" w:w="4320"/>
+            <w:tcW w:type="dxa" w:w="4392"/>
           </w:tcPr>
           <w:p>
+            <w:r/>
             <w:r>
+              <w:rPr>
+                <w:rFonts w:eastAsia="微软雅黑"/>
+                <w:rFonts w:ascii="微软雅黑" w:hAnsi="微软雅黑"/>
+                <w:b w:val="0"/>
+                <w:sz w:val="19"/>
+              </w:rPr>
               <w:t>Chengyue5211</w:t>
             </w:r>
           </w:p>
@@ -105,20 +171,34 @@
       <w:tr>
         <w:tc>
           <w:tcPr>
-            <w:tcW w:type="dxa" w:w="4320"/>
+            <w:tcW w:type="dxa" w:w="4392"/>
           </w:tcPr>
           <w:p>
+            <w:r/>
             <w:r>
+              <w:rPr>
+                <w:rFonts w:eastAsia="微软雅黑"/>
+                <w:rFonts w:ascii="微软雅黑" w:hAnsi="微软雅黑"/>
+                <w:b w:val="0"/>
+                <w:sz w:val="19"/>
+              </w:rPr>
               <w:t>申请人</w:t>
             </w:r>
           </w:p>
         </w:tc>
         <w:tc>
           <w:tcPr>
-            <w:tcW w:type="dxa" w:w="4320"/>
+            <w:tcW w:type="dxa" w:w="4392"/>
           </w:tcPr>
           <w:p>
+            <w:r/>
             <w:r>
+              <w:rPr>
+                <w:rFonts w:eastAsia="微软雅黑"/>
+                <w:rFonts w:ascii="微软雅黑" w:hAnsi="微软雅黑"/>
+                <w:b w:val="0"/>
+                <w:sz w:val="19"/>
+              </w:rPr>
               <w:t>Chengyue5211</w:t>
             </w:r>
           </w:p>
@@ -127,20 +207,34 @@
       <w:tr>
         <w:tc>
           <w:tcPr>
-            <w:tcW w:type="dxa" w:w="4320"/>
+            <w:tcW w:type="dxa" w:w="4392"/>
           </w:tcPr>
           <w:p>
+            <w:r/>
             <w:r>
+              <w:rPr>
+                <w:rFonts w:eastAsia="微软雅黑"/>
+                <w:rFonts w:ascii="微软雅黑" w:hAnsi="微软雅黑"/>
+                <w:b w:val="0"/>
+                <w:sz w:val="19"/>
+              </w:rPr>
               <w:t>首次公开日期</w:t>
             </w:r>
           </w:p>
         </w:tc>
         <w:tc>
           <w:tcPr>
-            <w:tcW w:type="dxa" w:w="4320"/>
+            <w:tcW w:type="dxa" w:w="4392"/>
           </w:tcPr>
           <w:p>
+            <w:r/>
             <w:r>
+              <w:rPr>
+                <w:rFonts w:eastAsia="微软雅黑"/>
+                <w:rFonts w:ascii="微软雅黑" w:hAnsi="微软雅黑"/>
+                <w:b w:val="0"/>
+                <w:sz w:val="19"/>
+              </w:rPr>
               <w:t>2026-03-16</w:t>
             </w:r>
           </w:p>
@@ -149,20 +243,34 @@
       <w:tr>
         <w:tc>
           <w:tcPr>
-            <w:tcW w:type="dxa" w:w="4320"/>
+            <w:tcW w:type="dxa" w:w="4392"/>
           </w:tcPr>
           <w:p>
+            <w:r/>
             <w:r>
+              <w:rPr>
+                <w:rFonts w:eastAsia="微软雅黑"/>
+                <w:rFonts w:ascii="微软雅黑" w:hAnsi="微软雅黑"/>
+                <w:b w:val="0"/>
+                <w:sz w:val="19"/>
+              </w:rPr>
               <w:t>公开平台</w:t>
             </w:r>
           </w:p>
         </w:tc>
         <w:tc>
           <w:tcPr>
-            <w:tcW w:type="dxa" w:w="4320"/>
+            <w:tcW w:type="dxa" w:w="4392"/>
           </w:tcPr>
           <w:p>
+            <w:r/>
             <w:r>
+              <w:rPr>
+                <w:rFonts w:eastAsia="微软雅黑"/>
+                <w:rFonts w:ascii="微软雅黑" w:hAnsi="微软雅黑"/>
+                <w:b w:val="0"/>
+                <w:sz w:val="19"/>
+              </w:rPr>
               <w:t>GitHub (github.com/Chengyue5211/DualSoul) / Gitee镜像</w:t>
             </w:r>
           </w:p>
@@ -171,20 +279,34 @@
       <w:tr>
         <w:tc>
           <w:tcPr>
-            <w:tcW w:type="dxa" w:w="4320"/>
+            <w:tcW w:type="dxa" w:w="4392"/>
           </w:tcPr>
           <w:p>
+            <w:r/>
             <w:r>
+              <w:rPr>
+                <w:rFonts w:eastAsia="微软雅黑"/>
+                <w:rFonts w:ascii="微软雅黑" w:hAnsi="微软雅黑"/>
+                <w:b w:val="0"/>
+                <w:sz w:val="19"/>
+              </w:rPr>
               <w:t>申请宽限期截止</w:t>
             </w:r>
           </w:p>
         </w:tc>
         <w:tc>
           <w:tcPr>
-            <w:tcW w:type="dxa" w:w="4320"/>
+            <w:tcW w:type="dxa" w:w="4392"/>
           </w:tcPr>
           <w:p>
+            <w:r/>
             <w:r>
+              <w:rPr>
+                <w:rFonts w:eastAsia="微软雅黑"/>
+                <w:rFonts w:ascii="微软雅黑" w:hAnsi="微软雅黑"/>
+                <w:b w:val="0"/>
+                <w:sz w:val="19"/>
+              </w:rPr>
               <w:t>2026-09-16</w:t>
             </w:r>
           </w:p>
@@ -193,1240 +315,1370 @@
       <w:tr>
         <w:tc>
           <w:tcPr>
-            <w:tcW w:type="dxa" w:w="4320"/>
+            <w:tcW w:type="dxa" w:w="4392"/>
           </w:tcPr>
           <w:p>
+            <w:r/>
             <w:r>
+              <w:rPr>
+                <w:rFonts w:eastAsia="微软雅黑"/>
+                <w:rFonts w:ascii="微软雅黑" w:hAnsi="微软雅黑"/>
+                <w:b w:val="0"/>
+                <w:sz w:val="19"/>
+              </w:rPr>
               <w:t>技术领域</w:t>
             </w:r>
           </w:p>
         </w:tc>
         <w:tc>
           <w:tcPr>
-            <w:tcW w:type="dxa" w:w="4320"/>
+            <w:tcW w:type="dxa" w:w="4392"/>
           </w:tcPr>
           <w:p>
+            <w:r/>
             <w:r>
+              <w:rPr>
+                <w:rFonts w:eastAsia="微软雅黑"/>
+                <w:rFonts w:ascii="微软雅黑" w:hAnsi="微软雅黑"/>
+                <w:b w:val="0"/>
+                <w:sz w:val="19"/>
+              </w:rPr>
               <w:t>人工智能代理、工具使用（Tool Use）、自然语言处理、社交通信</w:t>
             </w:r>
           </w:p>
         </w:tc>
       </w:tr>
     </w:tbl>
+    <w:p/>
     <w:p>
       <w:pPr>
-        <w:pStyle w:val="Heading2"/>
+        <w:spacing w:before="80" w:after="80"/>
       </w:pPr>
       <w:r>
+        <w:rPr>
+          <w:rFonts w:eastAsia="微软雅黑"/>
+          <w:rFonts w:ascii="微软雅黑" w:hAnsi="微软雅黑"/>
+          <w:b w:val="0"/>
+          <w:color w:val="B4B4B4"/>
+          <w:sz w:val="18"/>
+        </w:rPr>
+        <w:t>――――――――――――――――――――――――――――――</w:t>
+      </w:r>
+    </w:p>
+    <w:p>
+      <w:pPr>
+        <w:spacing w:before="200" w:after="120"/>
+        <w:ind w:left="0"/>
+      </w:pPr>
+      <w:r>
+        <w:rPr>
+          <w:rFonts w:eastAsia="微软雅黑"/>
+          <w:rFonts w:ascii="微软雅黑" w:hAnsi="微软雅黑"/>
+          <w:b/>
+          <w:color w:val="1F497D"/>
+          <w:sz w:val="28"/>
+        </w:rPr>
         <w:t>一、技术领域</w:t>
       </w:r>
     </w:p>
     <w:p>
+      <w:pPr>
+        <w:spacing w:before="0" w:after="60"/>
+        <w:ind w:left="0"/>
+      </w:pPr>
       <w:r>
+        <w:rPr>
+          <w:rFonts w:eastAsia="微软雅黑"/>
+          <w:rFonts w:ascii="微软雅黑" w:hAnsi="微软雅黑"/>
+          <w:b w:val="0"/>
+          <w:sz w:val="21"/>
+        </w:rPr>
         <w:t>本发明属于人工智能代理和工具使用领域，具体涉及一种数字分身在社交对话中自动检测任务请求、通过AI大模型选择并调用外部工具、并将工具执行结果融合为自然语言回复的两阶段响应生成方法和系统。</w:t>
       </w:r>
     </w:p>
     <w:p>
       <w:pPr>
-        <w:pStyle w:val="Heading2"/>
+        <w:spacing w:before="80" w:after="80"/>
       </w:pPr>
       <w:r>
+        <w:rPr>
+          <w:rFonts w:eastAsia="微软雅黑"/>
+          <w:rFonts w:ascii="微软雅黑" w:hAnsi="微软雅黑"/>
+          <w:b w:val="0"/>
+          <w:color w:val="B4B4B4"/>
+          <w:sz w:val="18"/>
+        </w:rPr>
+        <w:t>――――――――――――――――――――――――――――――</w:t>
+      </w:r>
+    </w:p>
+    <w:p>
+      <w:pPr>
+        <w:spacing w:before="200" w:after="120"/>
+        <w:ind w:left="0"/>
+      </w:pPr>
+      <w:r>
+        <w:rPr>
+          <w:rFonts w:eastAsia="微软雅黑"/>
+          <w:rFonts w:ascii="微软雅黑" w:hAnsi="微软雅黑"/>
+          <w:b/>
+          <w:color w:val="1F497D"/>
+          <w:sz w:val="28"/>
+        </w:rPr>
         <w:t>二、背景技术</w:t>
       </w:r>
     </w:p>
     <w:p>
+      <w:pPr>
+        <w:spacing w:before="0" w:after="60"/>
+        <w:ind w:left="0"/>
+      </w:pPr>
       <w:r>
+        <w:rPr>
+          <w:rFonts w:eastAsia="微软雅黑"/>
+          <w:rFonts w:ascii="微软雅黑" w:hAnsi="微软雅黑"/>
+          <w:b w:val="0"/>
+          <w:sz w:val="21"/>
+        </w:rPr>
         <w:t>现有AI代理/分身系统在工具使用方面存在以下问题：</w:t>
       </w:r>
     </w:p>
     <w:p>
+      <w:pPr>
+        <w:spacing w:before="0" w:after="60"/>
+        <w:ind w:left="0"/>
+      </w:pPr>
       <w:r>
+        <w:rPr>
+          <w:rFonts w:eastAsia="微软雅黑"/>
+          <w:rFonts w:ascii="微软雅黑" w:hAnsi="微软雅黑"/>
+          <w:b w:val="0"/>
+          <w:sz w:val="21"/>
+        </w:rPr>
         <w:t>（一）纯对话方案（传统聊天机器人）：AI只能基于训练数据生成文本回复，无法执行搜索、文档生成等实际操作。当用户说"帮我查一下最新的AI趋势"时，只能凭记忆生成可能过时的回答。</w:t>
       </w:r>
     </w:p>
     <w:p>
+      <w:pPr>
+        <w:spacing w:before="0" w:after="60"/>
+        <w:ind w:left="0"/>
+      </w:pPr>
       <w:r>
+        <w:rPr>
+          <w:rFonts w:eastAsia="微软雅黑"/>
+          <w:rFonts w:ascii="微软雅黑" w:hAnsi="微软雅黑"/>
+          <w:b w:val="0"/>
+          <w:sz w:val="21"/>
+        </w:rPr>
         <w:t>（二）函数调用方案（OpenAI Function Calling）：依赖特定AI厂商的函数调用接口，与厂商强耦合。且在社交分身场景中，缺乏基于关键词的任务检测前置判断，所有消息都需经过函数调用判断流程，增加延迟和成本。</w:t>
       </w:r>
     </w:p>
     <w:p>
+      <w:pPr>
+        <w:spacing w:before="0" w:after="60"/>
+        <w:ind w:left="0"/>
+      </w:pPr>
       <w:r>
+        <w:rPr>
+          <w:rFonts w:eastAsia="微软雅黑"/>
+          <w:rFonts w:ascii="微软雅黑" w:hAnsi="微软雅黑"/>
+          <w:b w:val="0"/>
+          <w:sz w:val="21"/>
+        </w:rPr>
         <w:t>（三）固定流程方案（RPA机器人流程自动化）：按预定义流程执行任务，无法理解自然语言的模糊请求，且不具备社交人格和对话上下文。</w:t>
       </w:r>
     </w:p>
     <w:p>
+      <w:pPr>
+        <w:spacing w:before="0" w:after="60"/>
+        <w:ind w:left="0"/>
+      </w:pPr>
       <w:r>
+        <w:rPr>
+          <w:rFonts w:eastAsia="微软雅黑"/>
+          <w:rFonts w:ascii="微软雅黑" w:hAnsi="微软雅黑"/>
+          <w:b w:val="0"/>
+          <w:sz w:val="21"/>
+        </w:rPr>
         <w:t>（四）无降级方案：工具调用失败时系统报错或无响应，用户体验中断。</w:t>
       </w:r>
     </w:p>
     <w:p>
+      <w:pPr>
+        <w:spacing w:before="0" w:after="60"/>
+        <w:ind w:left="0"/>
+      </w:pPr>
       <w:r>
+        <w:rPr>
+          <w:rFonts w:eastAsia="微软雅黑"/>
+          <w:rFonts w:ascii="微软雅黑" w:hAnsi="微软雅黑"/>
+          <w:b w:val="0"/>
+          <w:sz w:val="21"/>
+        </w:rPr>
         <w:t>空白地带：没有一个数字分身系统实现了基于关键词的任务前置检测、厂商无关的工具定义注入、AI自主决策工具调用、以及工具失败优雅降级为普通对话的完整工具使用链路。</w:t>
       </w:r>
     </w:p>
     <w:p>
       <w:pPr>
-        <w:pStyle w:val="Heading2"/>
+        <w:spacing w:before="80" w:after="80"/>
       </w:pPr>
       <w:r>
+        <w:rPr>
+          <w:rFonts w:eastAsia="微软雅黑"/>
+          <w:rFonts w:ascii="微软雅黑" w:hAnsi="微软雅黑"/>
+          <w:b w:val="0"/>
+          <w:color w:val="B4B4B4"/>
+          <w:sz w:val="18"/>
+        </w:rPr>
+        <w:t>――――――――――――――――――――――――――――――</w:t>
+      </w:r>
+    </w:p>
+    <w:p>
+      <w:pPr>
+        <w:spacing w:before="200" w:after="120"/>
+        <w:ind w:left="0"/>
+      </w:pPr>
+      <w:r>
+        <w:rPr>
+          <w:rFonts w:eastAsia="微软雅黑"/>
+          <w:rFonts w:ascii="微软雅黑" w:hAnsi="微软雅黑"/>
+          <w:b/>
+          <w:color w:val="1F497D"/>
+          <w:sz w:val="28"/>
+        </w:rPr>
         <w:t>三、发明内容</w:t>
       </w:r>
     </w:p>
     <w:p>
       <w:pPr>
-        <w:pStyle w:val="Heading3"/>
+        <w:spacing w:before="160" w:after="80"/>
+        <w:ind w:left="0"/>
       </w:pPr>
       <w:r>
+        <w:rPr>
+          <w:rFonts w:eastAsia="微软雅黑"/>
+          <w:rFonts w:ascii="微软雅黑" w:hAnsi="微软雅黑"/>
+          <w:b/>
+          <w:color w:val="365F91"/>
+          <w:sz w:val="24"/>
+        </w:rPr>
         <w:t>3.1 技术问题</w:t>
       </w:r>
     </w:p>
     <w:p>
+      <w:pPr>
+        <w:spacing w:before="0" w:after="60"/>
+        <w:ind w:left="0"/>
+      </w:pPr>
       <w:r>
+        <w:rPr>
+          <w:rFonts w:eastAsia="微软雅黑"/>
+          <w:rFonts w:ascii="微软雅黑" w:hAnsi="微软雅黑"/>
+          <w:b w:val="0"/>
+          <w:sz w:val="21"/>
+        </w:rPr>
         <w:t>本发明解决的技术问题是：数字分身如何在保持社交人格和对话自然性的前提下，自动识别用户的任务请求，调用外部工具获取信息或执行操作，并将工具结果融合为符合主人风格的自然语言回复。</w:t>
       </w:r>
     </w:p>
     <w:p>
       <w:pPr>
-        <w:pStyle w:val="Heading3"/>
+        <w:spacing w:before="160" w:after="80"/>
+        <w:ind w:left="0"/>
       </w:pPr>
       <w:r>
+        <w:rPr>
+          <w:rFonts w:eastAsia="微软雅黑"/>
+          <w:rFonts w:ascii="微软雅黑" w:hAnsi="微软雅黑"/>
+          <w:b/>
+          <w:color w:val="365F91"/>
+          <w:sz w:val="24"/>
+        </w:rPr>
         <w:t>3.2 技术方案</w:t>
       </w:r>
     </w:p>
     <w:p>
       <w:pPr>
-        <w:pStyle w:val="Heading4"/>
+        <w:spacing w:before="120" w:after="60"/>
+        <w:ind w:left="0"/>
       </w:pPr>
       <w:r>
+        <w:rPr>
+          <w:rFonts w:eastAsia="微软雅黑"/>
+          <w:rFonts w:ascii="微软雅黑" w:hAnsi="微软雅黑"/>
+          <w:b/>
+          <w:sz w:val="22"/>
+        </w:rPr>
         <w:t>3.2.1 基于关键词的任务检测前置判断</w:t>
       </w:r>
     </w:p>
     <w:p>
+      <w:pPr>
+        <w:spacing w:before="0" w:after="60"/>
+        <w:ind w:left="0"/>
+      </w:pPr>
       <w:r>
+        <w:rPr>
+          <w:rFonts w:eastAsia="微软雅黑"/>
+          <w:rFonts w:ascii="微软雅黑" w:hAnsi="微软雅黑"/>
+          <w:b w:val="0"/>
+          <w:sz w:val="21"/>
+        </w:rPr>
         <w:t>系统在收到消息时首先通过关键词匹配判断是否为任务请求，避免所有消息都进入工具调用流程：</w:t>
       </w:r>
     </w:p>
     <w:p>
-      <w:pPr/>
+      <w:pPr>
+        <w:ind w:left="283"/>
+      </w:pPr>
       <w:r>
         <w:rPr>
-          <w:rFonts w:ascii="Consolas" w:hAnsi="Consolas"/>
+          <w:rFonts w:ascii="Courier New" w:hAnsi="Courier New"/>
           <w:sz w:val="18"/>
         </w:rPr>
         <w:t>@staticmethod</w:t>
-      </w:r>
-    </w:p>
-    <w:p>
-      <w:pPr/>
-      <w:r>
-        <w:rPr>
-          <w:rFonts w:ascii="Consolas" w:hAnsi="Consolas"/>
-          <w:sz w:val="18"/>
-        </w:rPr>
+        <w:br/>
         <w:t>def _needs_agent_tools(msg: str) -&gt; bool:</w:t>
-      </w:r>
-    </w:p>
-    <w:p>
-      <w:pPr/>
-      <w:r>
-        <w:rPr>
-          <w:rFonts w:ascii="Consolas" w:hAnsi="Consolas"/>
-          <w:sz w:val="18"/>
-        </w:rPr>
+        <w:br/>
         <w:t xml:space="preserve">    task_keywords = [</w:t>
-      </w:r>
-    </w:p>
-    <w:p>
-      <w:pPr/>
-      <w:r>
-        <w:rPr>
-          <w:rFonts w:ascii="Consolas" w:hAnsi="Consolas"/>
-          <w:sz w:val="18"/>
-        </w:rPr>
+        <w:br/>
         <w:t xml:space="preserve">        "帮我查", "帮我搜", "查一下", "搜一下", "搜索", "查资料", "查找",</w:t>
-      </w:r>
-    </w:p>
-    <w:p>
-      <w:pPr/>
-      <w:r>
-        <w:rPr>
-          <w:rFonts w:ascii="Consolas" w:hAnsi="Consolas"/>
-          <w:sz w:val="18"/>
-        </w:rPr>
+        <w:br/>
         <w:t xml:space="preserve">        "帮我写", "帮我生成", "写一份", "生成一份",</w:t>
-      </w:r>
-    </w:p>
-    <w:p>
-      <w:pPr/>
-      <w:r>
-        <w:rPr>
-          <w:rFonts w:ascii="Consolas" w:hAnsi="Consolas"/>
-          <w:sz w:val="18"/>
-        </w:rPr>
+        <w:br/>
         <w:t xml:space="preserve">        "帮我发", "帮我通知",</w:t>
-      </w:r>
-    </w:p>
-    <w:p>
-      <w:pPr/>
-      <w:r>
-        <w:rPr>
-          <w:rFonts w:ascii="Consolas" w:hAnsi="Consolas"/>
-          <w:sz w:val="18"/>
-        </w:rPr>
+        <w:br/>
         <w:t xml:space="preserve">        # ... 更多任务关键词</w:t>
-      </w:r>
-    </w:p>
-    <w:p>
-      <w:pPr/>
-      <w:r>
-        <w:rPr>
-          <w:rFonts w:ascii="Consolas" w:hAnsi="Consolas"/>
-          <w:sz w:val="18"/>
-        </w:rPr>
+        <w:br/>
         <w:t xml:space="preserve">    ]</w:t>
-      </w:r>
-    </w:p>
-    <w:p>
-      <w:pPr/>
-      <w:r>
-        <w:rPr>
-          <w:rFonts w:ascii="Consolas" w:hAnsi="Consolas"/>
-          <w:sz w:val="18"/>
-        </w:rPr>
+        <w:br/>
         <w:t xml:space="preserve">    return any(kw in msg for kw in task_keywords)</w:t>
       </w:r>
     </w:p>
     <w:p>
+      <w:pPr>
+        <w:spacing w:before="0" w:after="60"/>
+        <w:ind w:left="0"/>
+      </w:pPr>
       <w:r>
+        <w:rPr>
+          <w:rFonts w:eastAsia="微软雅黑"/>
+          <w:rFonts w:ascii="微软雅黑" w:hAnsi="微软雅黑"/>
+          <w:b w:val="0"/>
+          <w:sz w:val="21"/>
+        </w:rPr>
         <w:t>只有消息包含任务关键词时，才激活工具使用流程；其他消息走普通对话回复路径，保持低延迟。</w:t>
       </w:r>
     </w:p>
     <w:p>
       <w:pPr>
-        <w:pStyle w:val="Heading4"/>
+        <w:spacing w:before="120" w:after="60"/>
+        <w:ind w:left="0"/>
       </w:pPr>
       <w:r>
+        <w:rPr>
+          <w:rFonts w:eastAsia="微软雅黑"/>
+          <w:rFonts w:ascii="微软雅黑" w:hAnsi="微软雅黑"/>
+          <w:b/>
+          <w:sz w:val="22"/>
+        </w:rPr>
         <w:t>3.2.2 工具定义注入机制</w:t>
       </w:r>
     </w:p>
     <w:p>
+      <w:pPr>
+        <w:spacing w:before="0" w:after="60"/>
+        <w:ind w:left="0"/>
+      </w:pPr>
       <w:r>
+        <w:rPr>
+          <w:rFonts w:eastAsia="微软雅黑"/>
+          <w:rFonts w:ascii="微软雅黑" w:hAnsi="微软雅黑"/>
+          <w:b w:val="0"/>
+          <w:sz w:val="21"/>
+        </w:rPr>
         <w:t>系统将可用工具的名称、用途和调用格式以自然语言注入AI的system prompt，使AI厂商无关地理解工具能力：</w:t>
       </w:r>
     </w:p>
     <w:p>
-      <w:pPr/>
+      <w:pPr>
+        <w:ind w:left="283"/>
+      </w:pPr>
       <w:r>
         <w:rPr>
-          <w:rFonts w:ascii="Consolas" w:hAnsi="Consolas"/>
+          <w:rFonts w:ascii="Courier New" w:hAnsi="Courier New"/>
           <w:sz w:val="18"/>
         </w:rPr>
         <w:t>TOOL_DEFINITIONS = """</w:t>
-      </w:r>
-    </w:p>
-    <w:p>
-      <w:pPr/>
-      <w:r>
-        <w:rPr>
-          <w:rFonts w:ascii="Consolas" w:hAnsi="Consolas"/>
-          <w:sz w:val="18"/>
-        </w:rPr>
+        <w:br/>
         <w:t>你有以下工具可以使用。当用户的请求需要用到工具时，输出JSON格式的工具调用：</w:t>
-      </w:r>
-    </w:p>
-    <w:p>
-      <w:pPr/>
-      <w:r>
-        <w:rPr>
-          <w:rFonts w:ascii="Consolas" w:hAnsi="Consolas"/>
-          <w:sz w:val="18"/>
-        </w:rPr>
-      </w:r>
-    </w:p>
-    <w:p>
-      <w:pPr/>
-      <w:r>
-        <w:rPr>
-          <w:rFonts w:ascii="Consolas" w:hAnsi="Consolas"/>
-          <w:sz w:val="18"/>
-        </w:rPr>
+        <w:br/>
+        <w:br/>
         <w:t>1. web_search: 搜索互联网获取信息</w:t>
-      </w:r>
-    </w:p>
-    <w:p>
-      <w:pPr/>
-      <w:r>
-        <w:rPr>
-          <w:rFonts w:ascii="Consolas" w:hAnsi="Consolas"/>
-          <w:sz w:val="18"/>
-        </w:rPr>
+        <w:br/>
         <w:t xml:space="preserve">   用法: {"tool": "web_search", "query": "搜索关键词"}</w:t>
-      </w:r>
-    </w:p>
-    <w:p>
-      <w:pPr/>
-      <w:r>
-        <w:rPr>
-          <w:rFonts w:ascii="Consolas" w:hAnsi="Consolas"/>
-          <w:sz w:val="18"/>
-        </w:rPr>
-      </w:r>
-    </w:p>
-    <w:p>
-      <w:pPr/>
-      <w:r>
-        <w:rPr>
-          <w:rFonts w:ascii="Consolas" w:hAnsi="Consolas"/>
-          <w:sz w:val="18"/>
-        </w:rPr>
+        <w:br/>
+        <w:br/>
         <w:t>2. generate_doc: 生成文档/总结/报告</w:t>
-      </w:r>
-    </w:p>
-    <w:p>
-      <w:pPr/>
-      <w:r>
-        <w:rPr>
-          <w:rFonts w:ascii="Consolas" w:hAnsi="Consolas"/>
-          <w:sz w:val="18"/>
-        </w:rPr>
+        <w:br/>
         <w:t xml:space="preserve">   用法: {"tool": "generate_doc", "title": "标题", "request": "需求描述"}</w:t>
-      </w:r>
-    </w:p>
-    <w:p>
-      <w:pPr/>
-      <w:r>
-        <w:rPr>
-          <w:rFonts w:ascii="Consolas" w:hAnsi="Consolas"/>
-          <w:sz w:val="18"/>
-        </w:rPr>
-      </w:r>
-    </w:p>
-    <w:p>
-      <w:pPr/>
-      <w:r>
-        <w:rPr>
-          <w:rFonts w:ascii="Consolas" w:hAnsi="Consolas"/>
-          <w:sz w:val="18"/>
-        </w:rPr>
+        <w:br/>
+        <w:br/>
         <w:t>3. send_platform_message: 在外部Agent平台发送消息</w:t>
-      </w:r>
-    </w:p>
-    <w:p>
-      <w:pPr/>
-      <w:r>
-        <w:rPr>
-          <w:rFonts w:ascii="Consolas" w:hAnsi="Consolas"/>
-          <w:sz w:val="18"/>
-        </w:rPr>
+        <w:br/>
         <w:t xml:space="preserve">   用法: {"tool": "send_platform_message", "platform": "平台名", "message": "内容"}</w:t>
-      </w:r>
-    </w:p>
-    <w:p>
-      <w:pPr/>
-      <w:r>
-        <w:rPr>
-          <w:rFonts w:ascii="Consolas" w:hAnsi="Consolas"/>
-          <w:sz w:val="18"/>
-        </w:rPr>
-      </w:r>
-    </w:p>
-    <w:p>
-      <w:pPr/>
-      <w:r>
-        <w:rPr>
-          <w:rFonts w:ascii="Consolas" w:hAnsi="Consolas"/>
-          <w:sz w:val="18"/>
-        </w:rPr>
+        <w:br/>
+        <w:br/>
         <w:t>如果不需要工具，直接正常回复。</w:t>
-      </w:r>
-    </w:p>
-    <w:p>
-      <w:pPr/>
-      <w:r>
-        <w:rPr>
-          <w:rFonts w:ascii="Consolas" w:hAnsi="Consolas"/>
-          <w:sz w:val="18"/>
-        </w:rPr>
+        <w:br/>
         <w:t>如果需要工具，先输出工具调用JSON（用```tool标记），然后系统会返回结果。</w:t>
-      </w:r>
-    </w:p>
-    <w:p>
-      <w:pPr/>
-      <w:r>
-        <w:rPr>
-          <w:rFonts w:ascii="Consolas" w:hAnsi="Consolas"/>
-          <w:sz w:val="18"/>
-        </w:rPr>
+        <w:br/>
         <w:t>"""</w:t>
       </w:r>
     </w:p>
     <w:p>
+      <w:pPr>
+        <w:spacing w:before="0" w:after="60"/>
+        <w:ind w:left="0"/>
+      </w:pPr>
       <w:r>
+        <w:rPr>
+          <w:rFonts w:eastAsia="微软雅黑"/>
+          <w:rFonts w:ascii="微软雅黑" w:hAnsi="微软雅黑"/>
+          <w:b w:val="0"/>
+          <w:sz w:val="21"/>
+        </w:rPr>
         <w:t>该方式不依赖任何AI厂商的函数调用API（如OpenAI的tools参数），而是通过自然语言指令让任何AI模型都能理解和使用工具。</w:t>
       </w:r>
     </w:p>
     <w:p>
       <w:pPr>
-        <w:pStyle w:val="Heading4"/>
+        <w:spacing w:before="120" w:after="60"/>
+        <w:ind w:left="0"/>
       </w:pPr>
       <w:r>
+        <w:rPr>
+          <w:rFonts w:eastAsia="微软雅黑"/>
+          <w:rFonts w:ascii="微软雅黑" w:hAnsi="微软雅黑"/>
+          <w:b/>
+          <w:sz w:val="22"/>
+        </w:rPr>
         <w:t>3.2.3 两阶段响应生成</w:t>
       </w:r>
     </w:p>
     <w:p>
+      <w:pPr>
+        <w:spacing w:before="0" w:after="60"/>
+        <w:ind w:left="0"/>
+      </w:pPr>
       <w:r>
+        <w:rPr>
+          <w:rFonts w:eastAsia="微软雅黑"/>
+          <w:rFonts w:ascii="微软雅黑" w:hAnsi="微软雅黑"/>
+          <w:b w:val="0"/>
+          <w:sz w:val="21"/>
+        </w:rPr>
         <w:t>本发明的核心创新是两阶段响应生成流程：</w:t>
       </w:r>
     </w:p>
     <w:p>
+      <w:pPr>
+        <w:spacing w:before="0" w:after="60"/>
+        <w:ind w:left="0"/>
+      </w:pPr>
       <w:r>
+        <w:rPr>
+          <w:rFonts w:eastAsia="微软雅黑"/>
+          <w:rFonts w:ascii="微软雅黑" w:hAnsi="微软雅黑"/>
+          <w:b w:val="0"/>
+          <w:sz w:val="21"/>
+        </w:rPr>
         <w:t>第一阶段 — AI决策（是否使用工具）：</w:t>
       </w:r>
     </w:p>
     <w:p>
-      <w:pPr/>
+      <w:pPr>
+        <w:ind w:left="283"/>
+      </w:pPr>
       <w:r>
         <w:rPr>
-          <w:rFonts w:ascii="Consolas" w:hAnsi="Consolas"/>
+          <w:rFonts w:ascii="Courier New" w:hAnsi="Courier New"/>
           <w:sz w:val="18"/>
         </w:rPr>
         <w:t># 阶段1: 带工具定义的AI调用</w:t>
-      </w:r>
-    </w:p>
-    <w:p>
-      <w:pPr/>
-      <w:r>
-        <w:rPr>
-          <w:rFonts w:ascii="Consolas" w:hAnsi="Consolas"/>
-          <w:sz w:val="18"/>
-        </w:rPr>
+        <w:br/>
         <w:t>system_prompt = f"{personality_prompt}\n{TOOL_DEFINITIONS}\n{memory_context}"</w:t>
-      </w:r>
-    </w:p>
-    <w:p>
-      <w:pPr/>
-      <w:r>
-        <w:rPr>
-          <w:rFonts w:ascii="Consolas" w:hAnsi="Consolas"/>
-          <w:sz w:val="18"/>
-        </w:rPr>
+        <w:br/>
         <w:t>messages = [</w:t>
-      </w:r>
-    </w:p>
-    <w:p>
-      <w:pPr/>
-      <w:r>
-        <w:rPr>
-          <w:rFonts w:ascii="Consolas" w:hAnsi="Consolas"/>
-          <w:sz w:val="18"/>
-        </w:rPr>
+        <w:br/>
         <w:t xml:space="preserve">    {"role": "system", "content": system_prompt},</w:t>
-      </w:r>
-    </w:p>
-    <w:p>
-      <w:pPr/>
-      <w:r>
-        <w:rPr>
-          <w:rFonts w:ascii="Consolas" w:hAnsi="Consolas"/>
-          <w:sz w:val="18"/>
-        </w:rPr>
+        <w:br/>
         <w:t xml:space="preserve">    {"role": "user", "content": incoming_msg},</w:t>
-      </w:r>
-    </w:p>
-    <w:p>
-      <w:pPr/>
-      <w:r>
-        <w:rPr>
-          <w:rFonts w:ascii="Consolas" w:hAnsi="Consolas"/>
-          <w:sz w:val="18"/>
-        </w:rPr>
+        <w:br/>
         <w:t>]</w:t>
-      </w:r>
-    </w:p>
-    <w:p>
-      <w:pPr/>
-      <w:r>
-        <w:rPr>
-          <w:rFonts w:ascii="Consolas" w:hAnsi="Consolas"/>
-          <w:sz w:val="18"/>
-        </w:rPr>
+        <w:br/>
         <w:t>ai_response = await ai_call(messages)</w:t>
-      </w:r>
-    </w:p>
-    <w:p>
-      <w:pPr/>
-      <w:r>
-        <w:rPr>
-          <w:rFonts w:ascii="Consolas" w:hAnsi="Consolas"/>
-          <w:sz w:val="18"/>
-        </w:rPr>
-      </w:r>
-    </w:p>
-    <w:p>
-      <w:pPr/>
-      <w:r>
-        <w:rPr>
-          <w:rFonts w:ascii="Consolas" w:hAnsi="Consolas"/>
-          <w:sz w:val="18"/>
-        </w:rPr>
+        <w:br/>
+        <w:br/>
         <w:t># 解析AI响应中的工具调用</w:t>
-      </w:r>
-    </w:p>
-    <w:p>
-      <w:pPr/>
-      <w:r>
-        <w:rPr>
-          <w:rFonts w:ascii="Consolas" w:hAnsi="Consolas"/>
-          <w:sz w:val="18"/>
-        </w:rPr>
+        <w:br/>
         <w:t>tool_call = parse_tool_call(ai_response)</w:t>
-      </w:r>
-    </w:p>
-    <w:p>
-      <w:pPr/>
-      <w:r>
-        <w:rPr>
-          <w:rFonts w:ascii="Consolas" w:hAnsi="Consolas"/>
-          <w:sz w:val="18"/>
-        </w:rPr>
+        <w:br/>
         <w:t>if not tool_call:</w:t>
-      </w:r>
-    </w:p>
-    <w:p>
-      <w:pPr/>
-      <w:r>
-        <w:rPr>
-          <w:rFonts w:ascii="Consolas" w:hAnsi="Consolas"/>
-          <w:sz w:val="18"/>
-        </w:rPr>
+        <w:br/>
         <w:t xml:space="preserve">    return ai_response  # 无工具调用，直接返回</w:t>
       </w:r>
     </w:p>
     <w:p>
+      <w:pPr>
+        <w:spacing w:before="0" w:after="60"/>
+        <w:ind w:left="0"/>
+      </w:pPr>
       <w:r>
+        <w:rPr>
+          <w:rFonts w:eastAsia="微软雅黑"/>
+          <w:rFonts w:ascii="微软雅黑" w:hAnsi="微软雅黑"/>
+          <w:b w:val="0"/>
+          <w:sz w:val="21"/>
+        </w:rPr>
         <w:t>工具调用解析支持两种格式，增强鲁棒性：</w:t>
       </w:r>
     </w:p>
     <w:p>
-      <w:pPr/>
+      <w:pPr>
+        <w:ind w:left="283"/>
+      </w:pPr>
       <w:r>
         <w:rPr>
-          <w:rFonts w:ascii="Consolas" w:hAnsi="Consolas"/>
+          <w:rFonts w:ascii="Courier New" w:hAnsi="Courier New"/>
           <w:sz w:val="18"/>
         </w:rPr>
         <w:t>def parse_tool_call(ai_response: str) -&gt; dict | None:</w:t>
-      </w:r>
-    </w:p>
-    <w:p>
-      <w:pPr/>
-      <w:r>
-        <w:rPr>
-          <w:rFonts w:ascii="Consolas" w:hAnsi="Consolas"/>
-          <w:sz w:val="18"/>
-        </w:rPr>
+        <w:br/>
         <w:t xml:space="preserve">    # 格式1: ```tool ... ``` 代码块</w:t>
-      </w:r>
-    </w:p>
-    <w:p>
-      <w:pPr/>
-      <w:r>
-        <w:rPr>
-          <w:rFonts w:ascii="Consolas" w:hAnsi="Consolas"/>
-          <w:sz w:val="18"/>
-        </w:rPr>
+        <w:br/>
         <w:t xml:space="preserve">    tool_match = re.search(r'```tool\s*\n?(.*?)\n?```', ai_response, re.DOTALL)</w:t>
-      </w:r>
-    </w:p>
-    <w:p>
-      <w:pPr/>
-      <w:r>
-        <w:rPr>
-          <w:rFonts w:ascii="Consolas" w:hAnsi="Consolas"/>
-          <w:sz w:val="18"/>
-        </w:rPr>
+        <w:br/>
         <w:t xml:space="preserve">    if tool_match:</w:t>
-      </w:r>
-    </w:p>
-    <w:p>
-      <w:pPr/>
-      <w:r>
-        <w:rPr>
-          <w:rFonts w:ascii="Consolas" w:hAnsi="Consolas"/>
-          <w:sz w:val="18"/>
-        </w:rPr>
+        <w:br/>
         <w:t xml:space="preserve">        return json.loads(tool_match.group(1))</w:t>
-      </w:r>
-    </w:p>
-    <w:p>
-      <w:pPr/>
-      <w:r>
-        <w:rPr>
-          <w:rFonts w:ascii="Consolas" w:hAnsi="Consolas"/>
-          <w:sz w:val="18"/>
-        </w:rPr>
-      </w:r>
-    </w:p>
-    <w:p>
-      <w:pPr/>
-      <w:r>
-        <w:rPr>
-          <w:rFonts w:ascii="Consolas" w:hAnsi="Consolas"/>
-          <w:sz w:val="18"/>
-        </w:rPr>
+        <w:br/>
+        <w:br/>
         <w:t xml:space="preserve">    # 格式2: 内联JSON {"tool": "..."}</w:t>
-      </w:r>
-    </w:p>
-    <w:p>
-      <w:pPr/>
-      <w:r>
-        <w:rPr>
-          <w:rFonts w:ascii="Consolas" w:hAnsi="Consolas"/>
-          <w:sz w:val="18"/>
-        </w:rPr>
+        <w:br/>
         <w:t xml:space="preserve">    json_match = re.search(r'\{[^{}]*"tool"\s*:\s*"[^"]+?"[^{}]*\}', ai_response)</w:t>
-      </w:r>
-    </w:p>
-    <w:p>
-      <w:pPr/>
-      <w:r>
-        <w:rPr>
-          <w:rFonts w:ascii="Consolas" w:hAnsi="Consolas"/>
-          <w:sz w:val="18"/>
-        </w:rPr>
+        <w:br/>
         <w:t xml:space="preserve">    if json_match:</w:t>
-      </w:r>
-    </w:p>
-    <w:p>
-      <w:pPr/>
-      <w:r>
-        <w:rPr>
-          <w:rFonts w:ascii="Consolas" w:hAnsi="Consolas"/>
-          <w:sz w:val="18"/>
-        </w:rPr>
+        <w:br/>
         <w:t xml:space="preserve">        return json.loads(json_match.group())</w:t>
-      </w:r>
-    </w:p>
-    <w:p>
-      <w:pPr/>
-      <w:r>
-        <w:rPr>
-          <w:rFonts w:ascii="Consolas" w:hAnsi="Consolas"/>
-          <w:sz w:val="18"/>
-        </w:rPr>
-      </w:r>
-    </w:p>
-    <w:p>
-      <w:pPr/>
-      <w:r>
-        <w:rPr>
-          <w:rFonts w:ascii="Consolas" w:hAnsi="Consolas"/>
-          <w:sz w:val="18"/>
-        </w:rPr>
+        <w:br/>
+        <w:br/>
         <w:t xml:space="preserve">    return None  # AI选择不使用工具</w:t>
       </w:r>
     </w:p>
     <w:p>
+      <w:pPr>
+        <w:spacing w:before="0" w:after="60"/>
+        <w:ind w:left="0"/>
+      </w:pPr>
       <w:r>
+        <w:rPr>
+          <w:rFonts w:eastAsia="微软雅黑"/>
+          <w:rFonts w:ascii="微软雅黑" w:hAnsi="微软雅黑"/>
+          <w:b w:val="0"/>
+          <w:sz w:val="21"/>
+        </w:rPr>
         <w:t>第二阶段 — 工具执行 + 结果融合：</w:t>
       </w:r>
     </w:p>
     <w:p>
-      <w:pPr/>
+      <w:pPr>
+        <w:ind w:left="283"/>
+      </w:pPr>
       <w:r>
         <w:rPr>
-          <w:rFonts w:ascii="Consolas" w:hAnsi="Consolas"/>
+          <w:rFonts w:ascii="Courier New" w:hAnsi="Courier New"/>
           <w:sz w:val="18"/>
         </w:rPr>
         <w:t># 阶段2: 执行工具</w:t>
-      </w:r>
-    </w:p>
-    <w:p>
-      <w:pPr/>
-      <w:r>
-        <w:rPr>
-          <w:rFonts w:ascii="Consolas" w:hAnsi="Consolas"/>
-          <w:sz w:val="18"/>
-        </w:rPr>
+        <w:br/>
         <w:t>tool_result = await execute_tool(tool_call)</w:t>
-      </w:r>
-    </w:p>
-    <w:p>
-      <w:pPr/>
-      <w:r>
-        <w:rPr>
-          <w:rFonts w:ascii="Consolas" w:hAnsi="Consolas"/>
-          <w:sz w:val="18"/>
-        </w:rPr>
-      </w:r>
-    </w:p>
-    <w:p>
-      <w:pPr/>
-      <w:r>
-        <w:rPr>
-          <w:rFonts w:ascii="Consolas" w:hAnsi="Consolas"/>
-          <w:sz w:val="18"/>
-        </w:rPr>
+        <w:br/>
+        <w:br/>
         <w:t># 将工具结果反馈给AI，生成最终回复</w:t>
-      </w:r>
-    </w:p>
-    <w:p>
-      <w:pPr/>
-      <w:r>
-        <w:rPr>
-          <w:rFonts w:ascii="Consolas" w:hAnsi="Consolas"/>
-          <w:sz w:val="18"/>
-        </w:rPr>
+        <w:br/>
         <w:t>messages.append({"role": "assistant", "content": ai_response})</w:t>
-      </w:r>
-    </w:p>
-    <w:p>
-      <w:pPr/>
-      <w:r>
-        <w:rPr>
-          <w:rFonts w:ascii="Consolas" w:hAnsi="Consolas"/>
-          <w:sz w:val="18"/>
-        </w:rPr>
+        <w:br/>
         <w:t>messages.append({"role": "user", "content": f"[工具执行结果]\n{tool_result}\n\n请根据结果，用{name}的风格给出最终回复。"})</w:t>
-      </w:r>
-    </w:p>
-    <w:p>
-      <w:pPr/>
-      <w:r>
-        <w:rPr>
-          <w:rFonts w:ascii="Consolas" w:hAnsi="Consolas"/>
-          <w:sz w:val="18"/>
-        </w:rPr>
-      </w:r>
-    </w:p>
-    <w:p>
-      <w:pPr/>
-      <w:r>
-        <w:rPr>
-          <w:rFonts w:ascii="Consolas" w:hAnsi="Consolas"/>
-          <w:sz w:val="18"/>
-        </w:rPr>
+        <w:br/>
+        <w:br/>
         <w:t>final_response = await ai_call(messages)</w:t>
-      </w:r>
-    </w:p>
-    <w:p>
-      <w:pPr/>
-      <w:r>
-        <w:rPr>
-          <w:rFonts w:ascii="Consolas" w:hAnsi="Consolas"/>
-          <w:sz w:val="18"/>
-        </w:rPr>
+        <w:br/>
         <w:t>return final_response</w:t>
       </w:r>
     </w:p>
     <w:p>
+      <w:pPr>
+        <w:spacing w:before="0" w:after="60"/>
+        <w:ind w:left="0"/>
+      </w:pPr>
       <w:r>
+        <w:rPr>
+          <w:rFonts w:eastAsia="微软雅黑"/>
+          <w:rFonts w:ascii="微软雅黑" w:hAnsi="微软雅黑"/>
+          <w:b w:val="0"/>
+          <w:sz w:val="21"/>
+        </w:rPr>
         <w:t>两阶段设计确保：(1) AI在主人人格和记忆上下文中决定工具使用，(2) 最终回复融合工具结果且保持主人说话风格。</w:t>
       </w:r>
     </w:p>
     <w:p>
       <w:pPr>
-        <w:pStyle w:val="Heading4"/>
+        <w:spacing w:before="120" w:after="60"/>
+        <w:ind w:left="0"/>
       </w:pPr>
       <w:r>
+        <w:rPr>
+          <w:rFonts w:eastAsia="微软雅黑"/>
+          <w:rFonts w:ascii="微软雅黑" w:hAnsi="微软雅黑"/>
+          <w:b/>
+          <w:sz w:val="22"/>
+        </w:rPr>
         <w:t>3.2.4 三种内置工具</w:t>
       </w:r>
     </w:p>
     <w:p>
+      <w:pPr>
+        <w:spacing w:before="0" w:after="60"/>
+        <w:ind w:left="0"/>
+      </w:pPr>
       <w:r>
+        <w:rPr>
+          <w:rFonts w:eastAsia="微软雅黑"/>
+          <w:rFonts w:ascii="微软雅黑" w:hAnsi="微软雅黑"/>
+          <w:b w:val="0"/>
+          <w:sz w:val="21"/>
+        </w:rPr>
         <w:t>工具一：web_search（网络搜索）</w:t>
       </w:r>
     </w:p>
     <w:p>
       <w:pPr>
-        <w:pStyle w:val="ListBullet"/>
+        <w:spacing w:after="40"/>
+        <w:ind w:left="283"/>
       </w:pPr>
       <w:r>
-        <w:t>主方法：DuckDuckGo Instant Answer API（无需API Key）</w:t>
+        <w:rPr>
+          <w:rFonts w:eastAsia="微软雅黑"/>
+          <w:rFonts w:ascii="微软雅黑" w:hAnsi="微软雅黑"/>
+          <w:b w:val="0"/>
+          <w:sz w:val="21"/>
+        </w:rPr>
+        <w:t>• 主方法：DuckDuckGo Instant Answer API（无需API Key）</w:t>
       </w:r>
     </w:p>
     <w:p>
       <w:pPr>
-        <w:pStyle w:val="ListBullet"/>
+        <w:spacing w:after="40"/>
+        <w:ind w:left="283"/>
       </w:pPr>
       <w:r>
-        <w:t>降级方法：AI知识合成（当搜索结果不足时，用AI整理相关知识）</w:t>
+        <w:rPr>
+          <w:rFonts w:eastAsia="微软雅黑"/>
+          <w:rFonts w:ascii="微软雅黑" w:hAnsi="微软雅黑"/>
+          <w:b w:val="0"/>
+          <w:sz w:val="21"/>
+        </w:rPr>
+        <w:t>• 降级方法：AI知识合成（当搜索结果不足时，用AI整理相关知识）</w:t>
       </w:r>
     </w:p>
     <w:p>
       <w:pPr>
-        <w:pStyle w:val="ListBullet"/>
+        <w:spacing w:after="40"/>
+        <w:ind w:left="283"/>
       </w:pPr>
       <w:r>
-        <w:t>输出限制：最多5条结果</w:t>
+        <w:rPr>
+          <w:rFonts w:eastAsia="微软雅黑"/>
+          <w:rFonts w:ascii="微软雅黑" w:hAnsi="微软雅黑"/>
+          <w:b w:val="0"/>
+          <w:sz w:val="21"/>
+        </w:rPr>
+        <w:t>• 输出限制：最多5条结果</w:t>
       </w:r>
     </w:p>
     <w:p>
+      <w:pPr>
+        <w:spacing w:before="0" w:after="60"/>
+        <w:ind w:left="0"/>
+      </w:pPr>
       <w:r>
+        <w:rPr>
+          <w:rFonts w:eastAsia="微软雅黑"/>
+          <w:rFonts w:ascii="微软雅黑" w:hAnsi="微软雅黑"/>
+          <w:b w:val="0"/>
+          <w:sz w:val="21"/>
+        </w:rPr>
         <w:t>工具二：generate_doc（文档生成）</w:t>
       </w:r>
     </w:p>
     <w:p>
       <w:pPr>
-        <w:pStyle w:val="ListBullet"/>
+        <w:spacing w:after="40"/>
+        <w:ind w:left="283"/>
       </w:pPr>
       <w:r>
-        <w:t>接收标题和需求描述</w:t>
+        <w:rPr>
+          <w:rFonts w:eastAsia="微软雅黑"/>
+          <w:rFonts w:ascii="微软雅黑" w:hAnsi="微软雅黑"/>
+          <w:b w:val="0"/>
+          <w:sz w:val="21"/>
+        </w:rPr>
+        <w:t>• 接收标题和需求描述</w:t>
       </w:r>
     </w:p>
     <w:p>
       <w:pPr>
-        <w:pStyle w:val="ListBullet"/>
+        <w:spacing w:after="40"/>
+        <w:ind w:left="283"/>
       </w:pPr>
       <w:r>
-        <w:t>调用AI生成1000-2000字的结构化文档</w:t>
+        <w:rPr>
+          <w:rFonts w:eastAsia="微软雅黑"/>
+          <w:rFonts w:ascii="微软雅黑" w:hAnsi="微软雅黑"/>
+          <w:b w:val="0"/>
+          <w:sz w:val="21"/>
+        </w:rPr>
+        <w:t>• 调用AI生成1000-2000字的结构化文档</w:t>
       </w:r>
     </w:p>
     <w:p>
       <w:pPr>
-        <w:pStyle w:val="ListBullet"/>
+        <w:spacing w:after="40"/>
+        <w:ind w:left="283"/>
       </w:pPr>
       <w:r>
-        <w:t>包含标题、小标题、数据和案例</w:t>
+        <w:rPr>
+          <w:rFonts w:eastAsia="微软雅黑"/>
+          <w:rFonts w:ascii="微软雅黑" w:hAnsi="微软雅黑"/>
+          <w:b w:val="0"/>
+          <w:sz w:val="21"/>
+        </w:rPr>
+        <w:t>• 包含标题、小标题、数据和案例</w:t>
       </w:r>
     </w:p>
     <w:p>
+      <w:pPr>
+        <w:spacing w:before="0" w:after="60"/>
+        <w:ind w:left="0"/>
+      </w:pPr>
       <w:r>
+        <w:rPr>
+          <w:rFonts w:eastAsia="微软雅黑"/>
+          <w:rFonts w:ascii="微软雅黑" w:hAnsi="微软雅黑"/>
+          <w:b w:val="0"/>
+          <w:sz w:val="21"/>
+        </w:rPr>
         <w:t>工具三：send_platform_message（跨平台消息）</w:t>
       </w:r>
     </w:p>
     <w:p>
       <w:pPr>
-        <w:pStyle w:val="ListBullet"/>
+        <w:spacing w:after="40"/>
+        <w:ind w:left="283"/>
       </w:pPr>
       <w:r>
-        <w:t>接收平台名和消息内容</w:t>
+        <w:rPr>
+          <w:rFonts w:eastAsia="微软雅黑"/>
+          <w:rFonts w:ascii="微软雅黑" w:hAnsi="微软雅黑"/>
+          <w:b w:val="0"/>
+          <w:sz w:val="21"/>
+        </w:rPr>
+        <w:t>• 接收平台名和消息内容</w:t>
       </w:r>
     </w:p>
     <w:p>
       <w:pPr>
-        <w:pStyle w:val="ListBullet"/>
+        <w:spacing w:after="40"/>
+        <w:ind w:left="283"/>
       </w:pPr>
       <w:r>
-        <w:t>当前为预留接口，记录意图并返回状态</w:t>
+        <w:rPr>
+          <w:rFonts w:eastAsia="微软雅黑"/>
+          <w:rFonts w:ascii="微软雅黑" w:hAnsi="微软雅黑"/>
+          <w:b w:val="0"/>
+          <w:sz w:val="21"/>
+        </w:rPr>
+        <w:t>• 当前为预留接口，记录意图并返回状态</w:t>
       </w:r>
     </w:p>
     <w:p>
       <w:pPr>
-        <w:pStyle w:val="ListBullet"/>
+        <w:spacing w:after="40"/>
+        <w:ind w:left="283"/>
       </w:pPr>
       <w:r>
-        <w:t>未来接入实际平台API后自动生效</w:t>
+        <w:rPr>
+          <w:rFonts w:eastAsia="微软雅黑"/>
+          <w:rFonts w:ascii="微软雅黑" w:hAnsi="微软雅黑"/>
+          <w:b w:val="0"/>
+          <w:sz w:val="21"/>
+        </w:rPr>
+        <w:t>• 未来接入实际平台API后自动生效</w:t>
       </w:r>
     </w:p>
     <w:p>
       <w:pPr>
-        <w:pStyle w:val="Heading4"/>
+        <w:spacing w:before="120" w:after="60"/>
+        <w:ind w:left="0"/>
       </w:pPr>
       <w:r>
+        <w:rPr>
+          <w:rFonts w:eastAsia="微软雅黑"/>
+          <w:rFonts w:ascii="微软雅黑" w:hAnsi="微软雅黑"/>
+          <w:b/>
+          <w:sz w:val="22"/>
+        </w:rPr>
         <w:t>3.2.5 工具执行引擎与路由</w:t>
       </w:r>
     </w:p>
     <w:p>
+      <w:pPr>
+        <w:spacing w:before="0" w:after="60"/>
+        <w:ind w:left="0"/>
+      </w:pPr>
       <w:r>
+        <w:rPr>
+          <w:rFonts w:eastAsia="微软雅黑"/>
+          <w:rFonts w:ascii="微软雅黑" w:hAnsi="微软雅黑"/>
+          <w:b w:val="0"/>
+          <w:sz w:val="21"/>
+        </w:rPr>
         <w:t>工具执行引擎通过注册表模式路由到具体实现：</w:t>
       </w:r>
     </w:p>
     <w:p>
-      <w:pPr/>
+      <w:pPr>
+        <w:ind w:left="283"/>
+      </w:pPr>
       <w:r>
         <w:rPr>
-          <w:rFonts w:ascii="Consolas" w:hAnsi="Consolas"/>
+          <w:rFonts w:ascii="Courier New" w:hAnsi="Courier New"/>
           <w:sz w:val="18"/>
         </w:rPr>
         <w:t>TOOLS = {</w:t>
-      </w:r>
-    </w:p>
-    <w:p>
-      <w:pPr/>
-      <w:r>
-        <w:rPr>
-          <w:rFonts w:ascii="Consolas" w:hAnsi="Consolas"/>
-          <w:sz w:val="18"/>
-        </w:rPr>
+        <w:br/>
         <w:t xml:space="preserve">    "web_search": web_search,</w:t>
-      </w:r>
-    </w:p>
-    <w:p>
-      <w:pPr/>
-      <w:r>
-        <w:rPr>
-          <w:rFonts w:ascii="Consolas" w:hAnsi="Consolas"/>
-          <w:sz w:val="18"/>
-        </w:rPr>
+        <w:br/>
         <w:t xml:space="preserve">    "generate_doc": generate_doc,</w:t>
-      </w:r>
-    </w:p>
-    <w:p>
-      <w:pPr/>
-      <w:r>
-        <w:rPr>
-          <w:rFonts w:ascii="Consolas" w:hAnsi="Consolas"/>
-          <w:sz w:val="18"/>
-        </w:rPr>
+        <w:br/>
         <w:t xml:space="preserve">    "send_platform_message": send_platform_message,</w:t>
-      </w:r>
-    </w:p>
-    <w:p>
-      <w:pPr/>
-      <w:r>
-        <w:rPr>
-          <w:rFonts w:ascii="Consolas" w:hAnsi="Consolas"/>
-          <w:sz w:val="18"/>
-        </w:rPr>
+        <w:br/>
         <w:t>}</w:t>
-      </w:r>
-    </w:p>
-    <w:p>
-      <w:pPr/>
-      <w:r>
-        <w:rPr>
-          <w:rFonts w:ascii="Consolas" w:hAnsi="Consolas"/>
-          <w:sz w:val="18"/>
-        </w:rPr>
-      </w:r>
-    </w:p>
-    <w:p>
-      <w:pPr/>
-      <w:r>
-        <w:rPr>
-          <w:rFonts w:ascii="Consolas" w:hAnsi="Consolas"/>
-          <w:sz w:val="18"/>
-        </w:rPr>
+        <w:br/>
+        <w:br/>
         <w:t>async def execute_tool(tool_call: dict) -&gt; str:</w:t>
-      </w:r>
-    </w:p>
-    <w:p>
-      <w:pPr/>
-      <w:r>
-        <w:rPr>
-          <w:rFonts w:ascii="Consolas" w:hAnsi="Consolas"/>
-          <w:sz w:val="18"/>
-        </w:rPr>
+        <w:br/>
         <w:t xml:space="preserve">    tool_name = tool_call.get("tool", "")</w:t>
-      </w:r>
-    </w:p>
-    <w:p>
-      <w:pPr/>
-      <w:r>
-        <w:rPr>
-          <w:rFonts w:ascii="Consolas" w:hAnsi="Consolas"/>
-          <w:sz w:val="18"/>
-        </w:rPr>
+        <w:br/>
         <w:t xml:space="preserve">    tool_fn = TOOLS.get(tool_name)</w:t>
-      </w:r>
-    </w:p>
-    <w:p>
-      <w:pPr/>
-      <w:r>
-        <w:rPr>
-          <w:rFonts w:ascii="Consolas" w:hAnsi="Consolas"/>
-          <w:sz w:val="18"/>
-        </w:rPr>
+        <w:br/>
         <w:t xml:space="preserve">    if not tool_fn:</w:t>
-      </w:r>
-    </w:p>
-    <w:p>
-      <w:pPr/>
-      <w:r>
-        <w:rPr>
-          <w:rFonts w:ascii="Consolas" w:hAnsi="Consolas"/>
-          <w:sz w:val="18"/>
-        </w:rPr>
+        <w:br/>
         <w:t xml:space="preserve">        return f"未知工具: {tool_name}"</w:t>
-      </w:r>
-    </w:p>
-    <w:p>
-      <w:pPr/>
-      <w:r>
-        <w:rPr>
-          <w:rFonts w:ascii="Consolas" w:hAnsi="Consolas"/>
-          <w:sz w:val="18"/>
-        </w:rPr>
+        <w:br/>
         <w:t xml:space="preserve">    # 根据工具类型提取参数并调用</w:t>
-      </w:r>
-    </w:p>
-    <w:p>
-      <w:pPr/>
-      <w:r>
-        <w:rPr>
-          <w:rFonts w:ascii="Consolas" w:hAnsi="Consolas"/>
-          <w:sz w:val="18"/>
-        </w:rPr>
+        <w:br/>
         <w:t xml:space="preserve">    ...</w:t>
       </w:r>
     </w:p>
     <w:p>
+      <w:pPr>
+        <w:spacing w:before="0" w:after="60"/>
+        <w:ind w:left="0"/>
+      </w:pPr>
       <w:r>
+        <w:rPr>
+          <w:rFonts w:eastAsia="微软雅黑"/>
+          <w:rFonts w:ascii="微软雅黑" w:hAnsi="微软雅黑"/>
+          <w:b w:val="0"/>
+          <w:sz w:val="21"/>
+        </w:rPr>
         <w:t>新增工具只需：(1) 实现工具函数，(2) 注册到TOOLS字典，(3) 在TOOL_DEFINITIONS中添加描述。</w:t>
       </w:r>
     </w:p>
     <w:p>
       <w:pPr>
-        <w:pStyle w:val="Heading4"/>
+        <w:spacing w:before="120" w:after="60"/>
+        <w:ind w:left="0"/>
       </w:pPr>
       <w:r>
+        <w:rPr>
+          <w:rFonts w:eastAsia="微软雅黑"/>
+          <w:rFonts w:ascii="微软雅黑" w:hAnsi="微软雅黑"/>
+          <w:b/>
+          <w:sz w:val="22"/>
+        </w:rPr>
         <w:t>3.2.6 优雅降级机制</w:t>
       </w:r>
     </w:p>
     <w:p>
+      <w:pPr>
+        <w:spacing w:before="0" w:after="60"/>
+        <w:ind w:left="0"/>
+      </w:pPr>
       <w:r>
+        <w:rPr>
+          <w:rFonts w:eastAsia="微软雅黑"/>
+          <w:rFonts w:ascii="微软雅黑" w:hAnsi="微软雅黑"/>
+          <w:b w:val="0"/>
+          <w:sz w:val="21"/>
+        </w:rPr>
         <w:t>当工具执行失败时，系统进行多层降级：</w:t>
       </w:r>
     </w:p>
     <w:p>
+      <w:pPr>
+        <w:spacing w:after="60"/>
+        <w:ind w:left="283"/>
+      </w:pPr>
       <w:r>
-        <w:t>1. AI决策阶段失败：返回None，主调用方回退到普通对话回复</w:t>
+        <w:rPr>
+          <w:rFonts w:eastAsia="微软雅黑"/>
+          <w:rFonts w:ascii="微软雅黑" w:hAnsi="微软雅黑"/>
+          <w:b w:val="0"/>
+          <w:sz w:val="21"/>
+        </w:rPr>
+        <w:t>AI决策阶段失败：返回None，主调用方回退到普通对话回复</w:t>
       </w:r>
     </w:p>
     <w:p>
+      <w:pPr>
+        <w:spacing w:after="60"/>
+        <w:ind w:left="283"/>
+      </w:pPr>
       <w:r>
-        <w:t>2. 工具执行失败：返回友好的错误提示（如"搜索暂时不可用"），AI基于此生成安慰性回复</w:t>
+        <w:rPr>
+          <w:rFonts w:eastAsia="微软雅黑"/>
+          <w:rFonts w:ascii="微软雅黑" w:hAnsi="微软雅黑"/>
+          <w:b w:val="0"/>
+          <w:sz w:val="21"/>
+        </w:rPr>
+        <w:t>工具执行失败：返回友好的错误提示（如"搜索暂时不可用"），AI基于此生成安慰性回复</w:t>
       </w:r>
     </w:p>
     <w:p>
+      <w:pPr>
+        <w:spacing w:after="60"/>
+        <w:ind w:left="283"/>
+      </w:pPr>
       <w:r>
-        <w:t>3. 结果融合阶段失败：直接返回工具执行结果的原始文本</w:t>
+        <w:rPr>
+          <w:rFonts w:eastAsia="微软雅黑"/>
+          <w:rFonts w:ascii="微软雅黑" w:hAnsi="微软雅黑"/>
+          <w:b w:val="0"/>
+          <w:sz w:val="21"/>
+        </w:rPr>
+        <w:t>结果融合阶段失败：直接返回工具执行结果的原始文本</w:t>
       </w:r>
     </w:p>
     <w:p>
-      <w:pPr/>
+      <w:pPr>
+        <w:ind w:left="283"/>
+      </w:pPr>
       <w:r>
         <w:rPr>
-          <w:rFonts w:ascii="Consolas" w:hAnsi="Consolas"/>
+          <w:rFonts w:ascii="Courier New" w:hAnsi="Courier New"/>
           <w:sz w:val="18"/>
         </w:rPr>
         <w:t>try:</w:t>
-      </w:r>
-    </w:p>
-    <w:p>
-      <w:pPr/>
-      <w:r>
-        <w:rPr>
-          <w:rFonts w:ascii="Consolas" w:hAnsi="Consolas"/>
-          <w:sz w:val="18"/>
-        </w:rPr>
+        <w:br/>
         <w:t xml:space="preserve">    final_response = await ai_synthesize(tool_result)</w:t>
-      </w:r>
-    </w:p>
-    <w:p>
-      <w:pPr/>
-      <w:r>
-        <w:rPr>
-          <w:rFonts w:ascii="Consolas" w:hAnsi="Consolas"/>
-          <w:sz w:val="18"/>
-        </w:rPr>
+        <w:br/>
         <w:t xml:space="preserve">    return final_response</w:t>
-      </w:r>
-    </w:p>
-    <w:p>
-      <w:pPr/>
-      <w:r>
-        <w:rPr>
-          <w:rFonts w:ascii="Consolas" w:hAnsi="Consolas"/>
-          <w:sz w:val="18"/>
-        </w:rPr>
+        <w:br/>
         <w:t>except Exception:</w:t>
-      </w:r>
-    </w:p>
-    <w:p>
-      <w:pPr/>
-      <w:r>
-        <w:rPr>
-          <w:rFonts w:ascii="Consolas" w:hAnsi="Consolas"/>
-          <w:sz w:val="18"/>
-        </w:rPr>
+        <w:br/>
         <w:t xml:space="preserve">    return tool_result  # 降级：直接返回工具结果</w:t>
       </w:r>
     </w:p>
     <w:p>
+      <w:pPr>
+        <w:spacing w:before="0" w:after="60"/>
+        <w:ind w:left="0"/>
+      </w:pPr>
       <w:r>
+        <w:rPr>
+          <w:rFonts w:eastAsia="微软雅黑"/>
+          <w:rFonts w:ascii="微软雅黑" w:hAnsi="微软雅黑"/>
+          <w:b w:val="0"/>
+          <w:sz w:val="21"/>
+        </w:rPr>
         <w:t>整个链路中任何环节的失败都不会导致用户收不到回复。</w:t>
       </w:r>
     </w:p>
     <w:p>
       <w:pPr>
-        <w:pStyle w:val="Heading4"/>
+        <w:spacing w:before="120" w:after="60"/>
+        <w:ind w:left="0"/>
       </w:pPr>
       <w:r>
+        <w:rPr>
+          <w:rFonts w:eastAsia="微软雅黑"/>
+          <w:rFonts w:ascii="微软雅黑" w:hAnsi="微软雅黑"/>
+          <w:b/>
+          <w:sz w:val="22"/>
+        </w:rPr>
         <w:t>3.2.7 叙事记忆融合</w:t>
       </w:r>
     </w:p>
     <w:p>
+      <w:pPr>
+        <w:spacing w:before="0" w:after="60"/>
+        <w:ind w:left="0"/>
+      </w:pPr>
       <w:r>
+        <w:rPr>
+          <w:rFonts w:eastAsia="微软雅黑"/>
+          <w:rFonts w:ascii="微软雅黑" w:hAnsi="微软雅黑"/>
+          <w:b w:val="0"/>
+          <w:sz w:val="21"/>
+        </w:rPr>
         <w:t>工具使用流程中融合了叙事记忆上下文，使分身在使用工具时也能引用过往对话：</w:t>
       </w:r>
     </w:p>
     <w:p>
-      <w:pPr/>
+      <w:pPr>
+        <w:ind w:left="283"/>
+      </w:pPr>
       <w:r>
         <w:rPr>
-          <w:rFonts w:ascii="Consolas" w:hAnsi="Consolas"/>
+          <w:rFonts w:ascii="Courier New" w:hAnsi="Courier New"/>
           <w:sz w:val="18"/>
         </w:rPr>
         <w:t>if from_user_id:</w:t>
-      </w:r>
-    </w:p>
-    <w:p>
-      <w:pPr/>
-      <w:r>
-        <w:rPr>
-          <w:rFonts w:ascii="Consolas" w:hAnsi="Consolas"/>
-          <w:sz w:val="18"/>
-        </w:rPr>
+        <w:br/>
         <w:t xml:space="preserve">    memories = get_narrative_context(profile.user_id, from_user_id, limit=3)</w:t>
-      </w:r>
-    </w:p>
-    <w:p>
-      <w:pPr/>
-      <w:r>
-        <w:rPr>
-          <w:rFonts w:ascii="Consolas" w:hAnsi="Consolas"/>
-          <w:sz w:val="18"/>
-        </w:rPr>
+        <w:br/>
         <w:t xml:space="preserve">    if memories:</w:t>
-      </w:r>
-    </w:p>
-    <w:p>
-      <w:pPr/>
-      <w:r>
-        <w:rPr>
-          <w:rFonts w:ascii="Consolas" w:hAnsi="Consolas"/>
-          <w:sz w:val="18"/>
-        </w:rPr>
+        <w:br/>
         <w:t xml:space="preserve">        mem_text = "\n".join(f"- {m['summary']} ({m['tone']})" for m in memories)</w:t>
-      </w:r>
-    </w:p>
-    <w:p>
-      <w:pPr/>
-      <w:r>
-        <w:rPr>
-          <w:rFonts w:ascii="Consolas" w:hAnsi="Consolas"/>
-          <w:sz w:val="18"/>
-        </w:rPr>
+        <w:br/>
         <w:t xml:space="preserve">        system_prompt += f"\n\n[你和对方的过往记忆]\n{mem_text}"</w:t>
       </w:r>
     </w:p>
     <w:p>
       <w:pPr>
-        <w:pStyle w:val="Heading3"/>
+        <w:spacing w:before="160" w:after="80"/>
+        <w:ind w:left="0"/>
       </w:pPr>
       <w:r>
+        <w:rPr>
+          <w:rFonts w:eastAsia="微软雅黑"/>
+          <w:rFonts w:ascii="微软雅黑" w:hAnsi="微软雅黑"/>
+          <w:b/>
+          <w:color w:val="365F91"/>
+          <w:sz w:val="24"/>
+        </w:rPr>
         <w:t>3.3 有益效果</w:t>
       </w:r>
     </w:p>
     <w:p>
+      <w:pPr>
+        <w:spacing w:before="0" w:after="60"/>
+        <w:ind w:left="0"/>
+      </w:pPr>
       <w:r>
+        <w:rPr>
+          <w:rFonts w:eastAsia="微软雅黑"/>
+          <w:rFonts w:ascii="微软雅黑" w:hAnsi="微软雅黑"/>
+          <w:b w:val="0"/>
+          <w:sz w:val="21"/>
+        </w:rPr>
         <w:t>（一）数字分身从"只会聊天"进化为"能做事"的智能体，可搜索信息、生成文档、与外部平台交互。</w:t>
       </w:r>
     </w:p>
     <w:p>
+      <w:pPr>
+        <w:spacing w:before="0" w:after="60"/>
+        <w:ind w:left="0"/>
+      </w:pPr>
       <w:r>
+        <w:rPr>
+          <w:rFonts w:eastAsia="微软雅黑"/>
+          <w:rFonts w:ascii="微软雅黑" w:hAnsi="微软雅黑"/>
+          <w:b w:val="0"/>
+          <w:sz w:val="21"/>
+        </w:rPr>
         <w:t>（二）关键词前置检测避免所有消息进入工具流程，保持普通对话的低延迟。</w:t>
       </w:r>
     </w:p>
     <w:p>
+      <w:pPr>
+        <w:spacing w:before="0" w:after="60"/>
+        <w:ind w:left="0"/>
+      </w:pPr>
       <w:r>
+        <w:rPr>
+          <w:rFonts w:eastAsia="微软雅黑"/>
+          <w:rFonts w:ascii="微软雅黑" w:hAnsi="微软雅黑"/>
+          <w:b w:val="0"/>
+          <w:sz w:val="21"/>
+        </w:rPr>
         <w:t>（三）工具定义以自然语言注入，不依赖特定AI厂商的函数调用接口，厂商无关。</w:t>
       </w:r>
     </w:p>
     <w:p>
+      <w:pPr>
+        <w:spacing w:before="0" w:after="60"/>
+        <w:ind w:left="0"/>
+      </w:pPr>
       <w:r>
+        <w:rPr>
+          <w:rFonts w:eastAsia="微软雅黑"/>
+          <w:rFonts w:ascii="微软雅黑" w:hAnsi="微软雅黑"/>
+          <w:b w:val="0"/>
+          <w:sz w:val="21"/>
+        </w:rPr>
         <w:t>（四）两阶段响应生成保证工具结果与主人人格融合，最终回复自然且有信息深度。</w:t>
       </w:r>
     </w:p>
     <w:p>
+      <w:pPr>
+        <w:spacing w:before="0" w:after="60"/>
+        <w:ind w:left="0"/>
+      </w:pPr>
       <w:r>
+        <w:rPr>
+          <w:rFonts w:eastAsia="微软雅黑"/>
+          <w:rFonts w:ascii="微软雅黑" w:hAnsi="微软雅黑"/>
+          <w:b w:val="0"/>
+          <w:sz w:val="21"/>
+        </w:rPr>
         <w:t>（五）多层优雅降级确保任何环节失败都不中断用户体验。</w:t>
       </w:r>
     </w:p>
     <w:p>
+      <w:pPr>
+        <w:spacing w:before="0" w:after="60"/>
+        <w:ind w:left="0"/>
+      </w:pPr>
       <w:r>
+        <w:rPr>
+          <w:rFonts w:eastAsia="微软雅黑"/>
+          <w:rFonts w:ascii="微软雅黑" w:hAnsi="微软雅黑"/>
+          <w:b w:val="0"/>
+          <w:sz w:val="21"/>
+        </w:rPr>
         <w:t>（六）注册表模式使新增工具极其简便，系统可扩展性强。</w:t>
       </w:r>
     </w:p>
     <w:p>
       <w:pPr>
-        <w:pStyle w:val="Heading2"/>
+        <w:spacing w:before="80" w:after="80"/>
       </w:pPr>
       <w:r>
+        <w:rPr>
+          <w:rFonts w:eastAsia="微软雅黑"/>
+          <w:rFonts w:ascii="微软雅黑" w:hAnsi="微软雅黑"/>
+          <w:b w:val="0"/>
+          <w:color w:val="B4B4B4"/>
+          <w:sz w:val="18"/>
+        </w:rPr>
+        <w:t>――――――――――――――――――――――――――――――</w:t>
+      </w:r>
+    </w:p>
+    <w:p>
+      <w:pPr>
+        <w:spacing w:before="200" w:after="120"/>
+        <w:ind w:left="0"/>
+      </w:pPr>
+      <w:r>
+        <w:rPr>
+          <w:rFonts w:eastAsia="微软雅黑"/>
+          <w:rFonts w:ascii="微软雅黑" w:hAnsi="微软雅黑"/>
+          <w:b/>
+          <w:color w:val="1F497D"/>
+          <w:sz w:val="28"/>
+        </w:rPr>
         <w:t>四、权利要求书</w:t>
       </w:r>
     </w:p>
     <w:p>
+      <w:pPr>
+        <w:spacing w:after="60"/>
+        <w:ind w:left="283"/>
+      </w:pPr>
       <w:r>
-        <w:t>1. 一种数字分身工具使用方法，其特征在于：在社交对话中，系统首先通过关键词匹配检测消息是否为任务请求，仅对任务请求激活工具使用流程，将可用工具的名称、用途和调用格式以自然语言注入AI模型的系统提示词，由AI模型自主决定是否调用工具及选择哪个工具。</w:t>
-      </w:r>
-    </w:p>
-    <w:p>
-      <w:r>
-        <w:t>2. 根据权利要求1所述的方法，其特征在于：采用两阶段响应生成流程，第一阶段AI在人格上下文和工具定义中生成响应并可能输出工具调用JSON，第二阶段系统执行工具调用并将结果反馈给AI生成融合工具结果与主人说话风格的最终回复。</w:t>
-      </w:r>
-    </w:p>
-    <w:p>
-      <w:r>
-        <w:t>3. 根据权利要求2所述的方法，其特征在于：工具调用的解析支持两种JSON格式（代码块标记格式和内联JSON格式），增强对不同AI模型输出格式的兼容性。</w:t>
-      </w:r>
-    </w:p>
-    <w:p>
-      <w:r>
-        <w:t>4. 根据权利要求1所述的方法，其特征在于：工具定义以自然语言描述注入AI提示词，不依赖任何AI厂商的函数调用专有接口，实现AI厂商无关的工具使用能力。</w:t>
-      </w:r>
-    </w:p>
-    <w:p>
-      <w:r>
-        <w:t>5. 根据权利要求1所述的方法，其特征在于：系统内置三种工具（网络搜索、文档生成、跨平台消息），并通过注册表模式管理工具，新增工具只需实现函数、注册到字典、添加自然语言描述三个步骤。</w:t>
-      </w:r>
-    </w:p>
-    <w:p>
-      <w:r>
-        <w:t>6. 根据权利要求1所述的方法，其特征在于：系统实现多层优雅降级机制，AI决策阶段失败时回退到普通对话，工具执行失败时AI基于错误提示生成安慰性回复，结果融合失败时直接返回工具结果原文，确保任何环节失败都不中断用户体验。</w:t>
-      </w:r>
-    </w:p>
-    <w:p>
-      <w:r>
-        <w:t>7. 根据权利要求2所述的方法，其特征在于：两阶段响应生成过程中融合数字分身的叙事记忆上下文，使分身在使用工具时也能引用与当前对话者的过往交流记录。</w:t>
+        <w:rPr>
+          <w:rFonts w:eastAsia="微软雅黑"/>
+          <w:rFonts w:ascii="微软雅黑" w:hAnsi="微软雅黑"/>
+          <w:b w:val="0"/>
+          <w:sz w:val="21"/>
+        </w:rPr>
+        <w:t>一种数字分身工具使用方法，其特征在于：在社交对话中，系统首先通过关键词匹配检测消息是否为任务请求，仅对任务请求激活工具使用流程，将可用工具的名称、用途和调用格式以自然语言注入AI模型的系统提示词，由AI模型自主决定是否调用工具及选择哪个工具。</w:t>
       </w:r>
     </w:p>
     <w:p>
       <w:pPr>
-        <w:pStyle w:val="Heading2"/>
+        <w:spacing w:after="60"/>
+        <w:ind w:left="283"/>
       </w:pPr>
       <w:r>
+        <w:rPr>
+          <w:rFonts w:eastAsia="微软雅黑"/>
+          <w:rFonts w:ascii="微软雅黑" w:hAnsi="微软雅黑"/>
+          <w:b w:val="0"/>
+          <w:sz w:val="21"/>
+        </w:rPr>
+        <w:t>根据权利要求1所述的方法，其特征在于：采用两阶段响应生成流程，第一阶段AI在人格上下文和工具定义中生成响应并可能输出工具调用JSON，第二阶段系统执行工具调用并将结果反馈给AI生成融合工具结果与主人说话风格的最终回复。</w:t>
+      </w:r>
+    </w:p>
+    <w:p>
+      <w:pPr>
+        <w:spacing w:after="60"/>
+        <w:ind w:left="283"/>
+      </w:pPr>
+      <w:r>
+        <w:rPr>
+          <w:rFonts w:eastAsia="微软雅黑"/>
+          <w:rFonts w:ascii="微软雅黑" w:hAnsi="微软雅黑"/>
+          <w:b w:val="0"/>
+          <w:sz w:val="21"/>
+        </w:rPr>
+        <w:t>根据权利要求2所述的方法，其特征在于：工具调用的解析支持两种JSON格式（代码块标记格式和内联JSON格式），增强对不同AI模型输出格式的兼容性。</w:t>
+      </w:r>
+    </w:p>
+    <w:p>
+      <w:pPr>
+        <w:spacing w:after="60"/>
+        <w:ind w:left="283"/>
+      </w:pPr>
+      <w:r>
+        <w:rPr>
+          <w:rFonts w:eastAsia="微软雅黑"/>
+          <w:rFonts w:ascii="微软雅黑" w:hAnsi="微软雅黑"/>
+          <w:b w:val="0"/>
+          <w:sz w:val="21"/>
+        </w:rPr>
+        <w:t>根据权利要求1所述的方法，其特征在于：工具定义以自然语言描述注入AI提示词，不依赖任何AI厂商的函数调用专有接口，实现AI厂商无关的工具使用能力。</w:t>
+      </w:r>
+    </w:p>
+    <w:p>
+      <w:pPr>
+        <w:spacing w:after="60"/>
+        <w:ind w:left="283"/>
+      </w:pPr>
+      <w:r>
+        <w:rPr>
+          <w:rFonts w:eastAsia="微软雅黑"/>
+          <w:rFonts w:ascii="微软雅黑" w:hAnsi="微软雅黑"/>
+          <w:b w:val="0"/>
+          <w:sz w:val="21"/>
+        </w:rPr>
+        <w:t>根据权利要求1所述的方法，其特征在于：系统内置三种工具（网络搜索、文档生成、跨平台消息），并通过注册表模式管理工具，新增工具只需实现函数、注册到字典、添加自然语言描述三个步骤。</w:t>
+      </w:r>
+    </w:p>
+    <w:p>
+      <w:pPr>
+        <w:spacing w:after="60"/>
+        <w:ind w:left="283"/>
+      </w:pPr>
+      <w:r>
+        <w:rPr>
+          <w:rFonts w:eastAsia="微软雅黑"/>
+          <w:rFonts w:ascii="微软雅黑" w:hAnsi="微软雅黑"/>
+          <w:b w:val="0"/>
+          <w:sz w:val="21"/>
+        </w:rPr>
+        <w:t>根据权利要求1所述的方法，其特征在于：系统实现多层优雅降级机制，AI决策阶段失败时回退到普通对话，工具执行失败时AI基于错误提示生成安慰性回复，结果融合失败时直接返回工具结果原文，确保任何环节失败都不中断用户体验。</w:t>
+      </w:r>
+    </w:p>
+    <w:p>
+      <w:pPr>
+        <w:spacing w:after="60"/>
+        <w:ind w:left="283"/>
+      </w:pPr>
+      <w:r>
+        <w:rPr>
+          <w:rFonts w:eastAsia="微软雅黑"/>
+          <w:rFonts w:ascii="微软雅黑" w:hAnsi="微软雅黑"/>
+          <w:b w:val="0"/>
+          <w:sz w:val="21"/>
+        </w:rPr>
+        <w:t>根据权利要求2所述的方法，其特征在于：两阶段响应生成过程中融合数字分身的叙事记忆上下文，使分身在使用工具时也能引用与当前对话者的过往交流记录。</w:t>
+      </w:r>
+    </w:p>
+    <w:p>
+      <w:pPr>
+        <w:spacing w:before="80" w:after="80"/>
+      </w:pPr>
+      <w:r>
+        <w:rPr>
+          <w:rFonts w:eastAsia="微软雅黑"/>
+          <w:rFonts w:ascii="微软雅黑" w:hAnsi="微软雅黑"/>
+          <w:b w:val="0"/>
+          <w:color w:val="B4B4B4"/>
+          <w:sz w:val="18"/>
+        </w:rPr>
+        <w:t>――――――――――――――――――――――――――――――</w:t>
+      </w:r>
+    </w:p>
+    <w:p>
+      <w:pPr>
+        <w:spacing w:before="200" w:after="120"/>
+        <w:ind w:left="0"/>
+      </w:pPr>
+      <w:r>
+        <w:rPr>
+          <w:rFonts w:eastAsia="微软雅黑"/>
+          <w:rFonts w:ascii="微软雅黑" w:hAnsi="微软雅黑"/>
+          <w:b/>
+          <w:color w:val="1F497D"/>
+          <w:sz w:val="28"/>
+        </w:rPr>
         <w:t>五、在先技术对比</w:t>
       </w:r>
     </w:p>
     <w:tbl>
       <w:tblPr>
-        <w:tblStyle w:val="TableGrid"/>
+        <w:tblStyle w:val="LightGrid-Accent1"/>
         <w:tblW w:type="auto" w:w="0"/>
         <w:tblLook w:firstColumn="1" w:firstRow="1" w:lastColumn="0" w:lastRow="0" w:noHBand="0" w:noVBand="1" w:val="04A0"/>
       </w:tblPr>
       <w:tblGrid>
-        <w:gridCol w:w="4320"/>
-        <w:gridCol w:w="4320"/>
+        <w:gridCol w:w="4392"/>
+        <w:gridCol w:w="4392"/>
       </w:tblGrid>
       <w:tr>
         <w:tc>
           <w:tcPr>
-            <w:tcW w:type="dxa" w:w="4320"/>
+            <w:tcW w:type="dxa" w:w="4392"/>
           </w:tcPr>
           <w:p>
+            <w:r/>
             <w:r>
+              <w:rPr>
+                <w:rFonts w:eastAsia="微软雅黑"/>
+                <w:rFonts w:ascii="微软雅黑" w:hAnsi="微软雅黑"/>
+                <w:b/>
+                <w:sz w:val="20"/>
+              </w:rPr>
               <w:t>在先技术</w:t>
             </w:r>
           </w:p>
         </w:tc>
         <w:tc>
           <w:tcPr>
-            <w:tcW w:type="dxa" w:w="4320"/>
+            <w:tcW w:type="dxa" w:w="4392"/>
           </w:tcPr>
           <w:p>
+            <w:r/>
             <w:r>
+              <w:rPr>
+                <w:rFonts w:eastAsia="微软雅黑"/>
+                <w:rFonts w:ascii="微软雅黑" w:hAnsi="微软雅黑"/>
+                <w:b/>
+                <w:sz w:val="20"/>
+              </w:rPr>
               <w:t>与本发明的区别</w:t>
             </w:r>
           </w:p>
@@ -1435,20 +1687,34 @@
       <w:tr>
         <w:tc>
           <w:tcPr>
-            <w:tcW w:type="dxa" w:w="4320"/>
+            <w:tcW w:type="dxa" w:w="4392"/>
           </w:tcPr>
           <w:p>
+            <w:r/>
             <w:r>
+              <w:rPr>
+                <w:rFonts w:eastAsia="微软雅黑"/>
+                <w:rFonts w:ascii="微软雅黑" w:hAnsi="微软雅黑"/>
+                <w:b w:val="0"/>
+                <w:sz w:val="19"/>
+              </w:rPr>
               <w:t>OpenAI Function Calling</w:t>
             </w:r>
           </w:p>
         </w:tc>
         <w:tc>
           <w:tcPr>
-            <w:tcW w:type="dxa" w:w="4320"/>
+            <w:tcW w:type="dxa" w:w="4392"/>
           </w:tcPr>
           <w:p>
+            <w:r/>
             <w:r>
+              <w:rPr>
+                <w:rFonts w:eastAsia="微软雅黑"/>
+                <w:rFonts w:ascii="微软雅黑" w:hAnsi="微软雅黑"/>
+                <w:b w:val="0"/>
+                <w:sz w:val="19"/>
+              </w:rPr>
               <w:t>依赖厂商专有API，非自然语言注入，不涉及社交人格融合</w:t>
             </w:r>
           </w:p>
@@ -1457,20 +1723,34 @@
       <w:tr>
         <w:tc>
           <w:tcPr>
-            <w:tcW w:type="dxa" w:w="4320"/>
+            <w:tcW w:type="dxa" w:w="4392"/>
           </w:tcPr>
           <w:p>
+            <w:r/>
             <w:r>
+              <w:rPr>
+                <w:rFonts w:eastAsia="微软雅黑"/>
+                <w:rFonts w:ascii="微软雅黑" w:hAnsi="微软雅黑"/>
+                <w:b w:val="0"/>
+                <w:sz w:val="19"/>
+              </w:rPr>
               <w:t>LangChain Agent</w:t>
             </w:r>
           </w:p>
         </w:tc>
         <w:tc>
           <w:tcPr>
-            <w:tcW w:type="dxa" w:w="4320"/>
+            <w:tcW w:type="dxa" w:w="4392"/>
           </w:tcPr>
           <w:p>
+            <w:r/>
             <w:r>
+              <w:rPr>
+                <w:rFonts w:eastAsia="微软雅黑"/>
+                <w:rFonts w:ascii="微软雅黑" w:hAnsi="微软雅黑"/>
+                <w:b w:val="0"/>
+                <w:sz w:val="19"/>
+              </w:rPr>
               <w:t>通用Agent框架，非社交分身场景，无关键词前置检测和人格保真</w:t>
             </w:r>
           </w:p>
@@ -1479,20 +1759,34 @@
       <w:tr>
         <w:tc>
           <w:tcPr>
-            <w:tcW w:type="dxa" w:w="4320"/>
+            <w:tcW w:type="dxa" w:w="4392"/>
           </w:tcPr>
           <w:p>
+            <w:r/>
             <w:r>
+              <w:rPr>
+                <w:rFonts w:eastAsia="微软雅黑"/>
+                <w:rFonts w:ascii="微软雅黑" w:hAnsi="微软雅黑"/>
+                <w:b w:val="0"/>
+                <w:sz w:val="19"/>
+              </w:rPr>
               <w:t>AutoGPT / BabyAGI</w:t>
             </w:r>
           </w:p>
         </w:tc>
         <w:tc>
           <w:tcPr>
-            <w:tcW w:type="dxa" w:w="4320"/>
+            <w:tcW w:type="dxa" w:w="4392"/>
           </w:tcPr>
           <w:p>
+            <w:r/>
             <w:r>
+              <w:rPr>
+                <w:rFonts w:eastAsia="微软雅黑"/>
+                <w:rFonts w:ascii="微软雅黑" w:hAnsi="微软雅黑"/>
+                <w:b w:val="0"/>
+                <w:sz w:val="19"/>
+              </w:rPr>
               <w:t>自主任务执行，非嵌入社交对话的工具使用，缺乏优雅降级</w:t>
             </w:r>
           </w:p>
@@ -1501,20 +1795,34 @@
       <w:tr>
         <w:tc>
           <w:tcPr>
-            <w:tcW w:type="dxa" w:w="4320"/>
+            <w:tcW w:type="dxa" w:w="4392"/>
           </w:tcPr>
           <w:p>
+            <w:r/>
             <w:r>
+              <w:rPr>
+                <w:rFonts w:eastAsia="微软雅黑"/>
+                <w:rFonts w:ascii="微软雅黑" w:hAnsi="微软雅黑"/>
+                <w:b w:val="0"/>
+                <w:sz w:val="19"/>
+              </w:rPr>
               <w:t>Siri / Google Assistant</w:t>
             </w:r>
           </w:p>
         </w:tc>
         <w:tc>
           <w:tcPr>
-            <w:tcW w:type="dxa" w:w="4320"/>
+            <w:tcW w:type="dxa" w:w="4392"/>
           </w:tcPr>
           <w:p>
+            <w:r/>
             <w:r>
+              <w:rPr>
+                <w:rFonts w:eastAsia="微软雅黑"/>
+                <w:rFonts w:ascii="微软雅黑" w:hAnsi="微软雅黑"/>
+                <w:b w:val="0"/>
+                <w:sz w:val="19"/>
+              </w:rPr>
               <w:t>语音助手工具调用，非社交代理，不保持用户人格风格</w:t>
             </w:r>
           </w:p>
@@ -1523,20 +1831,34 @@
       <w:tr>
         <w:tc>
           <w:tcPr>
-            <w:tcW w:type="dxa" w:w="4320"/>
+            <w:tcW w:type="dxa" w:w="4392"/>
           </w:tcPr>
           <w:p>
+            <w:r/>
             <w:r>
+              <w:rPr>
+                <w:rFonts w:eastAsia="微软雅黑"/>
+                <w:rFonts w:ascii="微软雅黑" w:hAnsi="微软雅黑"/>
+                <w:b w:val="0"/>
+                <w:sz w:val="19"/>
+              </w:rPr>
               <w:t>Microsoft Copilot</w:t>
             </w:r>
           </w:p>
         </w:tc>
         <w:tc>
           <w:tcPr>
-            <w:tcW w:type="dxa" w:w="4320"/>
+            <w:tcW w:type="dxa" w:w="4392"/>
           </w:tcPr>
           <w:p>
+            <w:r/>
             <w:r>
+              <w:rPr>
+                <w:rFonts w:eastAsia="微软雅黑"/>
+                <w:rFonts w:ascii="微软雅黑" w:hAnsi="微软雅黑"/>
+                <w:b w:val="0"/>
+                <w:sz w:val="19"/>
+              </w:rPr>
               <w:t>办公场景工具使用，非社交分身的两阶段人格融合响应</w:t>
             </w:r>
           </w:p>
@@ -1545,66 +1867,128 @@
       <w:tr>
         <w:tc>
           <w:tcPr>
-            <w:tcW w:type="dxa" w:w="4320"/>
+            <w:tcW w:type="dxa" w:w="4392"/>
           </w:tcPr>
           <w:p>
+            <w:r/>
             <w:r>
+              <w:rPr>
+                <w:rFonts w:eastAsia="微软雅黑"/>
+                <w:rFonts w:ascii="微软雅黑" w:hAnsi="微软雅黑"/>
+                <w:b w:val="0"/>
+                <w:sz w:val="19"/>
+              </w:rPr>
               <w:t>企业微信机器人</w:t>
             </w:r>
           </w:p>
         </w:tc>
         <w:tc>
           <w:tcPr>
-            <w:tcW w:type="dxa" w:w="4320"/>
+            <w:tcW w:type="dxa" w:w="4392"/>
           </w:tcPr>
           <w:p>
+            <w:r/>
             <w:r>
+              <w:rPr>
+                <w:rFonts w:eastAsia="微软雅黑"/>
+                <w:rFonts w:ascii="微软雅黑" w:hAnsi="微软雅黑"/>
+                <w:b w:val="0"/>
+                <w:sz w:val="19"/>
+              </w:rPr>
               <w:t>基于指令匹配调用API，非AI自主决策工具选择</w:t>
             </w:r>
           </w:p>
         </w:tc>
       </w:tr>
     </w:tbl>
+    <w:p/>
     <w:p>
+      <w:pPr>
+        <w:spacing w:before="0" w:after="60"/>
+        <w:ind w:left="0"/>
+      </w:pPr>
       <w:r>
+        <w:rPr>
+          <w:rFonts w:eastAsia="微软雅黑"/>
+          <w:rFonts w:ascii="微软雅黑" w:hAnsi="微软雅黑"/>
+          <w:b w:val="0"/>
+          <w:sz w:val="21"/>
+        </w:rPr>
         <w:t>本发明的独创性：首次在数字分身社交场景中实现了关键词前置检测 → AI厂商无关的工具定义注入 → AI自主决策工具调用 → 两阶段人格融合响应 → 多层优雅降级的完整工具使用链路。</w:t>
       </w:r>
     </w:p>
     <w:p>
       <w:pPr>
-        <w:pStyle w:val="Heading2"/>
+        <w:spacing w:before="80" w:after="80"/>
       </w:pPr>
       <w:r>
+        <w:rPr>
+          <w:rFonts w:eastAsia="微软雅黑"/>
+          <w:rFonts w:ascii="微软雅黑" w:hAnsi="微软雅黑"/>
+          <w:b w:val="0"/>
+          <w:color w:val="B4B4B4"/>
+          <w:sz w:val="18"/>
+        </w:rPr>
+        <w:t>――――――――――――――――――――――――――――――</w:t>
+      </w:r>
+    </w:p>
+    <w:p>
+      <w:pPr>
+        <w:spacing w:before="200" w:after="120"/>
+        <w:ind w:left="0"/>
+      </w:pPr>
+      <w:r>
+        <w:rPr>
+          <w:rFonts w:eastAsia="微软雅黑"/>
+          <w:rFonts w:ascii="微软雅黑" w:hAnsi="微软雅黑"/>
+          <w:b/>
+          <w:color w:val="1F497D"/>
+          <w:sz w:val="28"/>
+        </w:rPr>
         <w:t>六、确权证据</w:t>
       </w:r>
     </w:p>
     <w:tbl>
       <w:tblPr>
-        <w:tblStyle w:val="TableGrid"/>
+        <w:tblStyle w:val="LightGrid-Accent1"/>
         <w:tblW w:type="auto" w:w="0"/>
         <w:tblLook w:firstColumn="1" w:firstRow="1" w:lastColumn="0" w:lastRow="0" w:noHBand="0" w:noVBand="1" w:val="04A0"/>
       </w:tblPr>
       <w:tblGrid>
-        <w:gridCol w:w="4320"/>
-        <w:gridCol w:w="4320"/>
+        <w:gridCol w:w="4392"/>
+        <w:gridCol w:w="4392"/>
       </w:tblGrid>
       <w:tr>
         <w:tc>
           <w:tcPr>
-            <w:tcW w:type="dxa" w:w="4320"/>
+            <w:tcW w:type="dxa" w:w="4392"/>
           </w:tcPr>
           <w:p>
+            <w:r/>
             <w:r>
+              <w:rPr>
+                <w:rFonts w:eastAsia="微软雅黑"/>
+                <w:rFonts w:ascii="微软雅黑" w:hAnsi="微软雅黑"/>
+                <w:b/>
+                <w:sz w:val="20"/>
+              </w:rPr>
               <w:t>证据类型</w:t>
             </w:r>
           </w:p>
         </w:tc>
         <w:tc>
           <w:tcPr>
-            <w:tcW w:type="dxa" w:w="4320"/>
+            <w:tcW w:type="dxa" w:w="4392"/>
           </w:tcPr>
           <w:p>
+            <w:r/>
             <w:r>
+              <w:rPr>
+                <w:rFonts w:eastAsia="微软雅黑"/>
+                <w:rFonts w:ascii="微软雅黑" w:hAnsi="微软雅黑"/>
+                <w:b/>
+                <w:sz w:val="20"/>
+              </w:rPr>
               <w:t>内容</w:t>
             </w:r>
           </w:p>
@@ -1613,21 +1997,35 @@
       <w:tr>
         <w:tc>
           <w:tcPr>
-            <w:tcW w:type="dxa" w:w="4320"/>
+            <w:tcW w:type="dxa" w:w="4392"/>
           </w:tcPr>
           <w:p>
+            <w:r/>
             <w:r>
+              <w:rPr>
+                <w:rFonts w:eastAsia="微软雅黑"/>
+                <w:rFonts w:ascii="微软雅黑" w:hAnsi="微软雅黑"/>
+                <w:b w:val="0"/>
+                <w:sz w:val="19"/>
+              </w:rPr>
               <w:t>Git提交记录</w:t>
             </w:r>
           </w:p>
         </w:tc>
         <w:tc>
           <w:tcPr>
-            <w:tcW w:type="dxa" w:w="4320"/>
+            <w:tcW w:type="dxa" w:w="4392"/>
           </w:tcPr>
           <w:p>
+            <w:r/>
             <w:r>
-              <w:t>6e45315 (2026-03-16)</w:t>
+              <w:rPr>
+                <w:rFonts w:eastAsia="微软雅黑"/>
+                <w:rFonts w:ascii="微软雅黑" w:hAnsi="微软雅黑"/>
+                <w:b w:val="0"/>
+                <w:sz w:val="19"/>
+              </w:rPr>
+              <w:t>`6e45315` (2026-03-16)</w:t>
             </w:r>
           </w:p>
         </w:tc>
@@ -1635,20 +2033,34 @@
       <w:tr>
         <w:tc>
           <w:tcPr>
-            <w:tcW w:type="dxa" w:w="4320"/>
+            <w:tcW w:type="dxa" w:w="4392"/>
           </w:tcPr>
           <w:p>
+            <w:r/>
             <w:r>
+              <w:rPr>
+                <w:rFonts w:eastAsia="微软雅黑"/>
+                <w:rFonts w:ascii="微软雅黑" w:hAnsi="微软雅黑"/>
+                <w:b w:val="0"/>
+                <w:sz w:val="19"/>
+              </w:rPr>
               <w:t>GitHub仓库</w:t>
             </w:r>
           </w:p>
         </w:tc>
         <w:tc>
           <w:tcPr>
-            <w:tcW w:type="dxa" w:w="4320"/>
+            <w:tcW w:type="dxa" w:w="4392"/>
           </w:tcPr>
           <w:p>
+            <w:r/>
             <w:r>
+              <w:rPr>
+                <w:rFonts w:eastAsia="微软雅黑"/>
+                <w:rFonts w:ascii="微软雅黑" w:hAnsi="微软雅黑"/>
+                <w:b w:val="0"/>
+                <w:sz w:val="19"/>
+              </w:rPr>
               <w:t>github.com/Chengyue5211/DualSoul</w:t>
             </w:r>
           </w:p>
@@ -1657,20 +2069,34 @@
       <w:tr>
         <w:tc>
           <w:tcPr>
-            <w:tcW w:type="dxa" w:w="4320"/>
+            <w:tcW w:type="dxa" w:w="4392"/>
           </w:tcPr>
           <w:p>
+            <w:r/>
             <w:r>
+              <w:rPr>
+                <w:rFonts w:eastAsia="微软雅黑"/>
+                <w:rFonts w:ascii="微软雅黑" w:hAnsi="微软雅黑"/>
+                <w:b w:val="0"/>
+                <w:sz w:val="19"/>
+              </w:rPr>
               <w:t>Gitee镜像</w:t>
             </w:r>
           </w:p>
         </w:tc>
         <w:tc>
           <w:tcPr>
-            <w:tcW w:type="dxa" w:w="4320"/>
+            <w:tcW w:type="dxa" w:w="4392"/>
           </w:tcPr>
           <w:p>
+            <w:r/>
             <w:r>
+              <w:rPr>
+                <w:rFonts w:eastAsia="微软雅黑"/>
+                <w:rFonts w:ascii="微软雅黑" w:hAnsi="微软雅黑"/>
+                <w:b w:val="0"/>
+                <w:sz w:val="19"/>
+              </w:rPr>
               <w:t>gitee.com/chengyue5211/DualSoul</w:t>
             </w:r>
           </w:p>
@@ -1679,20 +2105,34 @@
       <w:tr>
         <w:tc>
           <w:tcPr>
-            <w:tcW w:type="dxa" w:w="4320"/>
+            <w:tcW w:type="dxa" w:w="4392"/>
           </w:tcPr>
           <w:p>
+            <w:r/>
             <w:r>
+              <w:rPr>
+                <w:rFonts w:eastAsia="微软雅黑"/>
+                <w:rFonts w:ascii="微软雅黑" w:hAnsi="微软雅黑"/>
+                <w:b w:val="0"/>
+                <w:sz w:val="19"/>
+              </w:rPr>
               <w:t>许可证</w:t>
             </w:r>
           </w:p>
         </w:tc>
         <w:tc>
           <w:tcPr>
-            <w:tcW w:type="dxa" w:w="4320"/>
+            <w:tcW w:type="dxa" w:w="4392"/>
           </w:tcPr>
           <w:p>
+            <w:r/>
             <w:r>
+              <w:rPr>
+                <w:rFonts w:eastAsia="微软雅黑"/>
+                <w:rFonts w:ascii="微软雅黑" w:hAnsi="微软雅黑"/>
+                <w:b w:val="0"/>
+                <w:sz w:val="19"/>
+              </w:rPr>
               <w:t>AGPL-3.0-or-later</w:t>
             </w:r>
           </w:p>
@@ -1701,67 +2141,180 @@
       <w:tr>
         <w:tc>
           <w:tcPr>
-            <w:tcW w:type="dxa" w:w="4320"/>
+            <w:tcW w:type="dxa" w:w="4392"/>
           </w:tcPr>
           <w:p>
+            <w:r/>
             <w:r>
+              <w:rPr>
+                <w:rFonts w:eastAsia="微软雅黑"/>
+                <w:rFonts w:ascii="微软雅黑" w:hAnsi="微软雅黑"/>
+                <w:b w:val="0"/>
+                <w:sz w:val="19"/>
+              </w:rPr>
               <w:t>关键代码文件</w:t>
             </w:r>
           </w:p>
         </w:tc>
         <w:tc>
           <w:tcPr>
-            <w:tcW w:type="dxa" w:w="4320"/>
+            <w:tcW w:type="dxa" w:w="4392"/>
           </w:tcPr>
           <w:p>
+            <w:r/>
             <w:r>
-              <w:t>dualsoul/twin_engine/agent_tools.py — 工具定义、执行引擎、两阶段响应生成；dualsoul/twin_engine/responder.py — _needs_agent_tools() 任务检测</w:t>
+              <w:rPr>
+                <w:rFonts w:eastAsia="微软雅黑"/>
+                <w:rFonts w:ascii="微软雅黑" w:hAnsi="微软雅黑"/>
+                <w:b w:val="0"/>
+                <w:sz w:val="19"/>
+              </w:rPr>
+              <w:t>`dualsoul/twin_engine/agent_tools.py` — 工具定义、执行引擎、两阶段响应生成；`dualsoul/twin_engine/responder.py` — `_needs_agent_tools()` 任务检测</w:t>
             </w:r>
           </w:p>
         </w:tc>
       </w:tr>
     </w:tbl>
+    <w:p/>
     <w:p>
       <w:pPr>
-        <w:pStyle w:val="Heading2"/>
+        <w:spacing w:before="80" w:after="80"/>
       </w:pPr>
       <w:r>
+        <w:rPr>
+          <w:rFonts w:eastAsia="微软雅黑"/>
+          <w:rFonts w:ascii="微软雅黑" w:hAnsi="微软雅黑"/>
+          <w:b w:val="0"/>
+          <w:color w:val="B4B4B4"/>
+          <w:sz w:val="18"/>
+        </w:rPr>
+        <w:t>――――――――――――――――――――――――――――――</w:t>
+      </w:r>
+    </w:p>
+    <w:p>
+      <w:pPr>
+        <w:spacing w:before="200" w:after="120"/>
+        <w:ind w:left="0"/>
+      </w:pPr>
+      <w:r>
+        <w:rPr>
+          <w:rFonts w:eastAsia="微软雅黑"/>
+          <w:rFonts w:ascii="微软雅黑" w:hAnsi="微软雅黑"/>
+          <w:b/>
+          <w:color w:val="1F497D"/>
+          <w:sz w:val="28"/>
+        </w:rPr>
         <w:t>七、附件说明</w:t>
       </w:r>
     </w:p>
     <w:p>
+      <w:pPr>
+        <w:spacing w:after="60"/>
+        <w:ind w:left="283"/>
+      </w:pPr>
       <w:r>
-        <w:t>1. GitHub仓库完整提交历史</w:t>
+        <w:rPr>
+          <w:rFonts w:eastAsia="微软雅黑"/>
+          <w:rFonts w:ascii="微软雅黑" w:hAnsi="微软雅黑"/>
+          <w:b w:val="0"/>
+          <w:sz w:val="21"/>
+        </w:rPr>
+        <w:t>GitHub仓库完整提交历史</w:t>
       </w:r>
     </w:p>
     <w:p>
+      <w:pPr>
+        <w:spacing w:after="60"/>
+        <w:ind w:left="283"/>
+      </w:pPr>
       <w:r>
-        <w:t>2. 专利技术交底书（docs/PATENT_DISCLOSURE.md）</w:t>
+        <w:rPr>
+          <w:rFonts w:eastAsia="微软雅黑"/>
+          <w:rFonts w:ascii="微软雅黑" w:hAnsi="微软雅黑"/>
+          <w:b w:val="0"/>
+          <w:sz w:val="21"/>
+        </w:rPr>
+        <w:t>专利技术交底书（docs/PATENT_DISCLOSURE.md）</w:t>
       </w:r>
     </w:p>
     <w:p>
+      <w:pPr>
+        <w:spacing w:after="60"/>
+        <w:ind w:left="283"/>
+      </w:pPr>
       <w:r>
-        <w:t>3. 参考实现源代码（dualsoul/twin_engine/agent_tools.py, responder.py）</w:t>
+        <w:rPr>
+          <w:rFonts w:eastAsia="微软雅黑"/>
+          <w:rFonts w:ascii="微软雅黑" w:hAnsi="微软雅黑"/>
+          <w:b w:val="0"/>
+          <w:sz w:val="21"/>
+        </w:rPr>
+        <w:t>参考实现源代码（dualsoul/twin_engine/agent_tools.py, responder.py）</w:t>
       </w:r>
     </w:p>
     <w:p>
+      <w:pPr>
+        <w:spacing w:after="60"/>
+        <w:ind w:left="283"/>
+      </w:pPr>
       <w:r>
-        <w:t>4. 自动化测试（tests/）</w:t>
+        <w:rPr>
+          <w:rFonts w:eastAsia="微软雅黑"/>
+          <w:rFonts w:ascii="微软雅黑" w:hAnsi="微软雅黑"/>
+          <w:b w:val="0"/>
+          <w:sz w:val="21"/>
+        </w:rPr>
+        <w:t>自动化测试（tests/）</w:t>
       </w:r>
     </w:p>
     <w:p>
+      <w:pPr>
+        <w:spacing w:before="80" w:after="80"/>
+      </w:pPr>
       <w:r>
+        <w:rPr>
+          <w:rFonts w:eastAsia="微软雅黑"/>
+          <w:rFonts w:ascii="微软雅黑" w:hAnsi="微软雅黑"/>
+          <w:b w:val="0"/>
+          <w:color w:val="B4B4B4"/>
+          <w:sz w:val="18"/>
+        </w:rPr>
+        <w:t>――――――――――――――――――――――――――――――</w:t>
+      </w:r>
+    </w:p>
+    <w:p>
+      <w:pPr>
+        <w:spacing w:before="0" w:after="60"/>
+        <w:ind w:left="0"/>
+      </w:pPr>
+      <w:r>
+        <w:rPr>
+          <w:rFonts w:eastAsia="微软雅黑"/>
+          <w:rFonts w:ascii="微软雅黑" w:hAnsi="微软雅黑"/>
+          <w:b w:val="0"/>
+          <w:sz w:val="21"/>
+        </w:rPr>
         <w:t>发明人：Chengyue5211 | 日期：2026年03月16日</w:t>
       </w:r>
     </w:p>
     <w:p>
+      <w:pPr>
+        <w:spacing w:before="0" w:after="60"/>
+        <w:ind w:left="0"/>
+      </w:pPr>
       <w:r>
-        <w:t>本文档仅用于专利申请准备。</w:t>
+        <w:rPr>
+          <w:rFonts w:eastAsia="微软雅黑"/>
+          <w:rFonts w:ascii="微软雅黑" w:hAnsi="微软雅黑"/>
+          <w:b w:val="0"/>
+          <w:sz w:val="21"/>
+        </w:rPr>
+        <w:t>*本文档仅用于专利申请准备。*</w:t>
       </w:r>
     </w:p>
     <w:sectPr>
       <w:pgSz w:w="12240" w:h="15840"/>
-      <w:pgMar w:top="1440" w:right="1800" w:bottom="1440" w:left="1800" w:header="720" w:footer="720" w:gutter="0"/>
+      <w:pgMar w:top="1440" w:right="1728" w:bottom="1440" w:left="1728" w:header="720" w:footer="720" w:gutter="0"/>
       <w:cols w:space="720"/>
       <w:docGrid w:linePitch="360"/>
     </w:sectPr>
@@ -2132,10 +2685,6 @@
     <w:name w:val="Normal"/>
     <w:qFormat/>
     <w:rsid w:val="00FC693F"/>
-    <w:rPr>
-      <w:rFonts w:ascii="宋体" w:hAnsi="宋体"/>
-      <w:sz w:val="21"/>
-    </w:rPr>
   </w:style>
   <w:style w:type="paragraph" w:styleId="Header">
     <w:name w:val="header"/>

--- a/docs/patent/docx/专利11_分身Agent工具使用系统.docx
+++ b/docs/patent/docx/专利11_分身Agent工具使用系统.docx
@@ -163,7 +163,7 @@
                 <w:b w:val="0"/>
                 <w:sz w:val="19"/>
               </w:rPr>
-              <w:t>Chengyue5211</w:t>
+              <w:t>程跃</w:t>
             </w:r>
           </w:p>
         </w:tc>
@@ -199,7 +199,7 @@
                 <w:b w:val="0"/>
                 <w:sz w:val="19"/>
               </w:rPr>
-              <w:t>Chengyue5211</w:t>
+              <w:t>跃创三品文化科技有限公司</w:t>
             </w:r>
           </w:p>
         </w:tc>
@@ -2294,7 +2294,7 @@
           <w:b w:val="0"/>
           <w:sz w:val="21"/>
         </w:rPr>
-        <w:t>发明人：Chengyue5211 | 日期：2026年03月16日</w:t>
+        <w:t>发明人：程跃（跃创三品文化科技有限公司） | 日期：2026年03月16日</w:t>
       </w:r>
     </w:p>
     <w:p>

--- a/docs/patent/docx/专利11_分身Agent工具使用系统.docx
+++ b/docs/patent/docx/专利11_分身Agent工具使用系统.docx
@@ -1499,7 +1499,53 @@
           <w:color w:val="1F497D"/>
           <w:sz w:val="28"/>
         </w:rPr>
-        <w:t>四、权利要求书</w:t>
+        <w:t>四、摘要</w:t>
+      </w:r>
+    </w:p>
+    <w:p>
+      <w:pPr>
+        <w:spacing w:before="0" w:after="60"/>
+        <w:ind w:left="0"/>
+      </w:pPr>
+      <w:r>
+        <w:rPr>
+          <w:rFonts w:eastAsia="微软雅黑"/>
+          <w:rFonts w:ascii="微软雅黑" w:hAnsi="微软雅黑"/>
+          <w:b w:val="0"/>
+          <w:sz w:val="21"/>
+        </w:rPr>
+        <w:t>本发明公开了一种数字分身Agent工具使用与两阶段响应生成系统。该系统通过关键词列表对消息进行前置任务检测，判断是否需要工具辅助；若需要，进入两阶段处理流程：第一阶段AI在融合人格上下文和工具定义（以自然语言描述注入提示词，不依赖任何厂商函数调用接口）的系统提示词中生成响应，可能输出工具调用JSON；第二阶段系统解析并执行工具调用，将结果反馈给AI生成融合工具结果与主人说话风格的最终回复；工具调用解析支持代码块和内联两种JSON格式；工具失败时自动降级为普通对话；内置网络搜索、文档生成、跨平台消息三种工具，通过注册表模式扩展。适用于AI代理社交通信、智能助理任务执行场景。</w:t>
+      </w:r>
+    </w:p>
+    <w:p>
+      <w:pPr>
+        <w:spacing w:before="80" w:after="80"/>
+      </w:pPr>
+      <w:r>
+        <w:rPr>
+          <w:rFonts w:eastAsia="微软雅黑"/>
+          <w:rFonts w:ascii="微软雅黑" w:hAnsi="微软雅黑"/>
+          <w:b w:val="0"/>
+          <w:color w:val="B4B4B4"/>
+          <w:sz w:val="18"/>
+        </w:rPr>
+        <w:t>――――――――――――――――――――――――――――――</w:t>
+      </w:r>
+    </w:p>
+    <w:p>
+      <w:pPr>
+        <w:spacing w:before="200" w:after="120"/>
+        <w:ind w:left="0"/>
+      </w:pPr>
+      <w:r>
+        <w:rPr>
+          <w:rFonts w:eastAsia="微软雅黑"/>
+          <w:rFonts w:ascii="微软雅黑" w:hAnsi="微软雅黑"/>
+          <w:b/>
+          <w:color w:val="1F497D"/>
+          <w:sz w:val="28"/>
+        </w:rPr>
+        <w:t>五、权利要求书</w:t>
       </w:r>
     </w:p>
     <w:p>
@@ -1635,7 +1681,7 @@
           <w:color w:val="1F497D"/>
           <w:sz w:val="28"/>
         </w:rPr>
-        <w:t>五、在先技术对比</w:t>
+        <w:t>六、在先技术对比</w:t>
       </w:r>
     </w:p>
     <w:tbl>
@@ -1945,7 +1991,7 @@
           <w:color w:val="1F497D"/>
           <w:sz w:val="28"/>
         </w:rPr>
-        <w:t>六、确权证据</w:t>
+        <w:t>七、确权证据</w:t>
       </w:r>
     </w:p>
     <w:tbl>
@@ -2204,7 +2250,7 @@
           <w:color w:val="1F497D"/>
           <w:sz w:val="28"/>
         </w:rPr>
-        <w:t>七、附件说明</w:t>
+        <w:t>八、附件说明</w:t>
       </w:r>
     </w:p>
     <w:p>

--- a/docs/patent/docx/专利11_分身Agent工具使用系统.docx
+++ b/docs/patent/docx/专利11_分身Agent工具使用系统.docx
@@ -1499,7 +1499,222 @@
           <w:color w:val="1F497D"/>
           <w:sz w:val="28"/>
         </w:rPr>
-        <w:t>四、摘要</w:t>
+        <w:t>四、附图说明</w:t>
+      </w:r>
+    </w:p>
+    <w:p>
+      <w:pPr>
+        <w:spacing w:before="0" w:after="60"/>
+        <w:ind w:left="0"/>
+      </w:pPr>
+      <w:r>
+        <w:rPr>
+          <w:rFonts w:eastAsia="微软雅黑"/>
+          <w:rFonts w:ascii="微软雅黑" w:hAnsi="微软雅黑"/>
+          <w:b w:val="0"/>
+          <w:sz w:val="21"/>
+        </w:rPr>
+        <w:t>附图1为基于关键词的任务检测前置判断流程图，展示消息进入系统后，与关键词列表匹配、判定 needs_tools 为 true/false，分别走向工具使用流程和普通回复流程的决策路径。</w:t>
+      </w:r>
+    </w:p>
+    <w:p>
+      <w:pPr>
+        <w:spacing w:before="0" w:after="60"/>
+        <w:ind w:left="0"/>
+      </w:pPr>
+      <w:r>
+        <w:rPr>
+          <w:rFonts w:eastAsia="微软雅黑"/>
+          <w:rFonts w:ascii="微软雅黑" w:hAnsi="微软雅黑"/>
+          <w:b w:val="0"/>
+          <w:sz w:val="21"/>
+        </w:rPr>
+        <w:t>附图2为两阶段响应生成流程图，展示第一阶段（AI生成含工具调用JSON的响应）→工具执行→第二阶段（AI融合工具结果与人格风格生成最终回复）的完整两阶段处理流程，及各阶段的降级路径。</w:t>
+      </w:r>
+    </w:p>
+    <w:p>
+      <w:pPr>
+        <w:spacing w:before="0" w:after="60"/>
+        <w:ind w:left="0"/>
+      </w:pPr>
+      <w:r>
+        <w:rPr>
+          <w:rFonts w:eastAsia="微软雅黑"/>
+          <w:rFonts w:ascii="微软雅黑" w:hAnsi="微软雅黑"/>
+          <w:b w:val="0"/>
+          <w:sz w:val="21"/>
+        </w:rPr>
+        <w:t>附图3为工具注册表与多层降级机制图，展示工具注册表（工具名→函数→自然语言描述）的结构，以及AI决策失败→普通对话、工具执行失败→安慰性回复、结果融合失败→原文直返的三层降级路径。</w:t>
+      </w:r>
+    </w:p>
+    <w:p>
+      <w:pPr>
+        <w:spacing w:before="0" w:after="60"/>
+        <w:ind w:left="0"/>
+      </w:pPr>
+      <w:r>
+        <w:rPr>
+          <w:rFonts w:eastAsia="微软雅黑"/>
+          <w:rFonts w:ascii="微软雅黑" w:hAnsi="微软雅黑"/>
+          <w:b w:val="0"/>
+          <w:sz w:val="21"/>
+        </w:rPr>
+        <w:t>（以上附图由专利代理人依据说明书内容绘制。）</w:t>
+      </w:r>
+    </w:p>
+    <w:p>
+      <w:pPr>
+        <w:spacing w:before="80" w:after="80"/>
+      </w:pPr>
+      <w:r>
+        <w:rPr>
+          <w:rFonts w:eastAsia="微软雅黑"/>
+          <w:rFonts w:ascii="微软雅黑" w:hAnsi="微软雅黑"/>
+          <w:b w:val="0"/>
+          <w:color w:val="B4B4B4"/>
+          <w:sz w:val="18"/>
+        </w:rPr>
+        <w:t>――――――――――――――――――――――――――――――</w:t>
+      </w:r>
+    </w:p>
+    <w:p>
+      <w:pPr>
+        <w:spacing w:before="200" w:after="120"/>
+        <w:ind w:left="0"/>
+      </w:pPr>
+      <w:r>
+        <w:rPr>
+          <w:rFonts w:eastAsia="微软雅黑"/>
+          <w:rFonts w:ascii="微软雅黑" w:hAnsi="微软雅黑"/>
+          <w:b/>
+          <w:color w:val="1F497D"/>
+          <w:sz w:val="28"/>
+        </w:rPr>
+        <w:t>五、具体实施方式</w:t>
+      </w:r>
+    </w:p>
+    <w:p>
+      <w:pPr>
+        <w:spacing w:before="160" w:after="80"/>
+        <w:ind w:left="0"/>
+      </w:pPr>
+      <w:r>
+        <w:rPr>
+          <w:rFonts w:eastAsia="微软雅黑"/>
+          <w:rFonts w:ascii="微软雅黑" w:hAnsi="微软雅黑"/>
+          <w:b/>
+          <w:color w:val="365F91"/>
+          <w:sz w:val="24"/>
+        </w:rPr>
+        <w:t>实施例一：关键词检测与工具使用流程触发</w:t>
+      </w:r>
+    </w:p>
+    <w:p>
+      <w:pPr>
+        <w:spacing w:before="0" w:after="60"/>
+        <w:ind w:left="0"/>
+      </w:pPr>
+      <w:r>
+        <w:rPr>
+          <w:rFonts w:eastAsia="微软雅黑"/>
+          <w:rFonts w:ascii="微软雅黑" w:hAnsi="微软雅黑"/>
+          <w:b w:val="0"/>
+          <w:sz w:val="21"/>
+        </w:rPr>
+        <w:t>好友乙向甲的分身发送消息"帮我搜一下最近有什么 AI 新闻"。系统遍历关键词列表命中"帮我搜"和"最近"，判定 needs_tools=true，激活工具使用流程。系统从工具注册表加载三个工具的自然语言描述（web_search/doc_generate/cross_platform_message），拼入系统提示词："调用格式：{"tool":"web_search","args":{"query":"..."} }"。</w:t>
+      </w:r>
+    </w:p>
+    <w:p>
+      <w:pPr>
+        <w:spacing w:before="160" w:after="80"/>
+        <w:ind w:left="0"/>
+      </w:pPr>
+      <w:r>
+        <w:rPr>
+          <w:rFonts w:eastAsia="微软雅黑"/>
+          <w:rFonts w:ascii="微软雅黑" w:hAnsi="微软雅黑"/>
+          <w:b/>
+          <w:color w:val="365F91"/>
+          <w:sz w:val="24"/>
+        </w:rPr>
+        <w:t>实施例二：两阶段响应生成</w:t>
+      </w:r>
+    </w:p>
+    <w:p>
+      <w:pPr>
+        <w:spacing w:before="0" w:after="60"/>
+        <w:ind w:left="0"/>
+      </w:pPr>
+      <w:r>
+        <w:rPr>
+          <w:rFonts w:eastAsia="微软雅黑"/>
+          <w:rFonts w:ascii="微软雅黑" w:hAnsi="微软雅黑"/>
+          <w:b w:val="0"/>
+          <w:sz w:val="21"/>
+        </w:rPr>
+        <w:t>第一阶段：AI 读取提示词和乙的消息，输出工具调用 JSON：{"tool":"web_search","args":{"query":"AI news 2026 March"}}。系统解析 JSON（支持代码块格式和内联格式两种），执行 web_search 函数，返回 3 条新闻摘要。第二阶段：系统将搜索结果作为新消息附加到对话，再次调用 AI（指示以甲的风格总结），AI 生成"刚搜了一下，最近 AI 圈挺热闹的：Claude 出了 4.6……你感兴趣哪个"，完整融合工具结果与甲的口语风格。</w:t>
+      </w:r>
+    </w:p>
+    <w:p>
+      <w:pPr>
+        <w:spacing w:before="160" w:after="80"/>
+        <w:ind w:left="0"/>
+      </w:pPr>
+      <w:r>
+        <w:rPr>
+          <w:rFonts w:eastAsia="微软雅黑"/>
+          <w:rFonts w:ascii="微软雅黑" w:hAnsi="微软雅黑"/>
+          <w:b/>
+          <w:color w:val="365F91"/>
+          <w:sz w:val="24"/>
+        </w:rPr>
+        <w:t>实施例三：工具失败优雅降级</w:t>
+      </w:r>
+    </w:p>
+    <w:p>
+      <w:pPr>
+        <w:spacing w:before="0" w:after="60"/>
+        <w:ind w:left="0"/>
+      </w:pPr>
+      <w:r>
+        <w:rPr>
+          <w:rFonts w:eastAsia="微软雅黑"/>
+          <w:rFonts w:ascii="微软雅黑" w:hAnsi="微软雅黑"/>
+          <w:b w:val="0"/>
+          <w:sz w:val="21"/>
+        </w:rPr>
+        <w:t>乙发送"帮我生成一份会议纪要模板"，doc_generate 工具执行时服务不可用返回异常。系统将异常信息注入第二阶段提示词："工具执行失败，请用普通对话回应"，AI 生成"模板服务暂时有点问题，不过我可以直接告诉你格式……"，用户体验不中断，无错误信息暴露。</w:t>
+      </w:r>
+    </w:p>
+    <w:p>
+      <w:pPr>
+        <w:spacing w:before="80" w:after="80"/>
+      </w:pPr>
+      <w:r>
+        <w:rPr>
+          <w:rFonts w:eastAsia="微软雅黑"/>
+          <w:rFonts w:ascii="微软雅黑" w:hAnsi="微软雅黑"/>
+          <w:b w:val="0"/>
+          <w:color w:val="B4B4B4"/>
+          <w:sz w:val="18"/>
+        </w:rPr>
+        <w:t>――――――――――――――――――――――――――――――</w:t>
+      </w:r>
+    </w:p>
+    <w:p>
+      <w:pPr>
+        <w:spacing w:before="200" w:after="120"/>
+        <w:ind w:left="0"/>
+      </w:pPr>
+      <w:r>
+        <w:rPr>
+          <w:rFonts w:eastAsia="微软雅黑"/>
+          <w:rFonts w:ascii="微软雅黑" w:hAnsi="微软雅黑"/>
+          <w:b/>
+          <w:color w:val="1F497D"/>
+          <w:sz w:val="28"/>
+        </w:rPr>
+        <w:t>六、摘要</w:t>
       </w:r>
     </w:p>
     <w:p>
@@ -1545,7 +1760,7 @@
           <w:color w:val="1F497D"/>
           <w:sz w:val="28"/>
         </w:rPr>
-        <w:t>五、权利要求书</w:t>
+        <w:t>七、权利要求书</w:t>
       </w:r>
     </w:p>
     <w:p>
@@ -1681,7 +1896,7 @@
           <w:color w:val="1F497D"/>
           <w:sz w:val="28"/>
         </w:rPr>
-        <w:t>六、在先技术对比</w:t>
+        <w:t>八、在先技术对比</w:t>
       </w:r>
     </w:p>
     <w:tbl>
@@ -1991,7 +2206,7 @@
           <w:color w:val="1F497D"/>
           <w:sz w:val="28"/>
         </w:rPr>
-        <w:t>七、确权证据</w:t>
+        <w:t>九、确权证据</w:t>
       </w:r>
     </w:p>
     <w:tbl>
@@ -2250,7 +2465,7 @@
           <w:color w:val="1F497D"/>
           <w:sz w:val="28"/>
         </w:rPr>
-        <w:t>八、附件说明</w:t>
+        <w:t>十、附件说明</w:t>
       </w:r>
     </w:p>
     <w:p>
